--- a/Raj Tiwari 03.12.25.docx
+++ b/Raj Tiwari 03.12.25.docx
@@ -49,7 +49,7 @@
         <w:t xml:space="preserve"> </w:t>
       </w:r>
       <w:r>
-        <w:t>https://github.com/CrKTrT/RT-WS-WD2</w:t>
+        <w:t>https://github.com/CrKTrT/WedDev2-Rev01</w:t>
       </w:r>
     </w:p>
     <w:p>
@@ -67,7 +67,7 @@
         <w:t xml:space="preserve"> </w:t>
       </w:r>
       <w:r>
-        <w:t>https://rt-ws-wd2.onrender.com</w:t>
+        <w:t>https://weddev2-rev01.onrender.com</w:t>
       </w:r>
     </w:p>
     <w:p/>
@@ -84,12 +84,12 @@
         <w:tblLook w:val="04A0" w:firstRow="1" w:lastRow="0" w:firstColumn="1" w:lastColumn="0" w:noHBand="0" w:noVBand="1"/>
       </w:tblPr>
       <w:tblGrid>
-        <w:gridCol w:w="965"/>
-        <w:gridCol w:w="935"/>
-        <w:gridCol w:w="2850"/>
-        <w:gridCol w:w="1691"/>
-        <w:gridCol w:w="5095"/>
-        <w:gridCol w:w="2414"/>
+        <w:gridCol w:w="1029"/>
+        <w:gridCol w:w="997"/>
+        <w:gridCol w:w="3446"/>
+        <w:gridCol w:w="1061"/>
+        <w:gridCol w:w="4785"/>
+        <w:gridCol w:w="2632"/>
       </w:tblGrid>
       <w:tr>
         <w:trPr>
@@ -239,10 +239,10 @@
             </w:pPr>
             <w:r>
               <w:drawing>
-                <wp:inline distT="0" distB="0" distL="0" distR="0" wp14:anchorId="109705D8" wp14:editId="6752E852">
-                  <wp:extent cx="1339849" cy="257175"/>
-                  <wp:effectExtent l="19050" t="19050" r="13335" b="9525"/>
-                  <wp:docPr id="1347484296" name="Picture 1"/>
+                <wp:inline distT="0" distB="0" distL="0" distR="0" wp14:anchorId="133D60CC" wp14:editId="7DD76FA2">
+                  <wp:extent cx="1643264" cy="357808"/>
+                  <wp:effectExtent l="0" t="0" r="0" b="4445"/>
+                  <wp:docPr id="1175976192" name="Picture 1"/>
                   <wp:cNvGraphicFramePr>
                     <a:graphicFrameLocks xmlns:a="http://schemas.openxmlformats.org/drawingml/2006/main" noChangeAspect="1"/>
                   </wp:cNvGraphicFramePr>
@@ -250,34 +250,23 @@
                     <a:graphicData uri="http://schemas.openxmlformats.org/drawingml/2006/picture">
                       <pic:pic xmlns:pic="http://schemas.openxmlformats.org/drawingml/2006/picture">
                         <pic:nvPicPr>
-                          <pic:cNvPr id="1347484296" name=""/>
+                          <pic:cNvPr id="1175976192" name=""/>
                           <pic:cNvPicPr/>
                         </pic:nvPicPr>
-                        <pic:blipFill rotWithShape="1">
+                        <pic:blipFill>
                           <a:blip r:embed="rId7"/>
-                          <a:srcRect t="33834" b="35715"/>
                           <a:stretch>
                             <a:fillRect/>
                           </a:stretch>
                         </pic:blipFill>
-                        <pic:spPr bwMode="auto">
+                        <pic:spPr>
                           <a:xfrm>
                             <a:off x="0" y="0"/>
-                            <a:ext cx="1339919" cy="257188"/>
+                            <a:ext cx="1661682" cy="361818"/>
                           </a:xfrm>
                           <a:prstGeom prst="rect">
                             <a:avLst/>
                           </a:prstGeom>
-                          <a:ln>
-                            <a:solidFill>
-                              <a:schemeClr val="accent1"/>
-                            </a:solidFill>
-                          </a:ln>
-                          <a:extLst>
-                            <a:ext uri="{53640926-AAD7-44D8-BBD7-CCE9431645EC}">
-                              <a14:shadowObscured xmlns:a14="http://schemas.microsoft.com/office/drawing/2010/main"/>
-                            </a:ext>
-                          </a:extLst>
                         </pic:spPr>
                       </pic:pic>
                     </a:graphicData>
@@ -320,10 +309,10 @@
             </w:pPr>
             <w:r>
               <w:drawing>
-                <wp:inline distT="0" distB="0" distL="0" distR="0" wp14:anchorId="65803D16" wp14:editId="3F301792">
-                  <wp:extent cx="3425825" cy="1146999"/>
-                  <wp:effectExtent l="19050" t="19050" r="22225" b="15240"/>
-                  <wp:docPr id="1794560910" name="Picture 1"/>
+                <wp:inline distT="0" distB="0" distL="0" distR="0" wp14:anchorId="0EFF5A18" wp14:editId="069C1874">
+                  <wp:extent cx="1208598" cy="1697626"/>
+                  <wp:effectExtent l="19050" t="19050" r="10795" b="17145"/>
+                  <wp:docPr id="238786607" name="Picture 1"/>
                   <wp:cNvGraphicFramePr>
                     <a:graphicFrameLocks xmlns:a="http://schemas.openxmlformats.org/drawingml/2006/main" noChangeAspect="1"/>
                   </wp:cNvGraphicFramePr>
@@ -331,7 +320,7 @@
                     <a:graphicData uri="http://schemas.openxmlformats.org/drawingml/2006/picture">
                       <pic:pic xmlns:pic="http://schemas.openxmlformats.org/drawingml/2006/picture">
                         <pic:nvPicPr>
-                          <pic:cNvPr id="1794560910" name=""/>
+                          <pic:cNvPr id="238786607" name=""/>
                           <pic:cNvPicPr/>
                         </pic:nvPicPr>
                         <pic:blipFill>
@@ -343,7 +332,7 @@
                         <pic:spPr>
                           <a:xfrm>
                             <a:off x="0" y="0"/>
-                            <a:ext cx="3445138" cy="1153465"/>
+                            <a:ext cx="1213695" cy="1704785"/>
                           </a:xfrm>
                           <a:prstGeom prst="rect">
                             <a:avLst/>
@@ -360,104 +349,15 @@
                 </wp:inline>
               </w:drawing>
             </w:r>
-          </w:p>
-        </w:tc>
-        <w:tc>
-          <w:tcPr>
-            <w:tcW w:w="1558" w:type="dxa"/>
-            <w:vAlign w:val="center"/>
-          </w:tcPr>
-          <w:p>
-            <w:pPr>
-              <w:jc w:val="center"/>
-              <w:cnfStyle w:val="000000100000" w:firstRow="0" w:lastRow="0" w:firstColumn="0" w:lastColumn="0" w:oddVBand="0" w:evenVBand="0" w:oddHBand="1" w:evenHBand="0" w:firstRowFirstColumn="0" w:firstRowLastColumn="0" w:lastRowFirstColumn="0" w:lastRowLastColumn="0"/>
-            </w:pPr>
-            <w:r>
-              <w:t>Code submission in zip file with Readme</w:t>
-            </w:r>
-          </w:p>
-        </w:tc>
-      </w:tr>
-      <w:tr>
-        <w:trPr>
-          <w:trHeight w:val="4995"/>
-        </w:trPr>
-        <w:tc>
-          <w:tcPr>
-            <w:cnfStyle w:val="001000000000" w:firstRow="0" w:lastRow="0" w:firstColumn="1" w:lastColumn="0" w:oddVBand="0" w:evenVBand="0" w:oddHBand="0" w:evenHBand="0" w:firstRowFirstColumn="0" w:firstRowLastColumn="0" w:lastRowFirstColumn="0" w:lastRowLastColumn="0"/>
-            <w:tcW w:w="1271" w:type="dxa"/>
-            <w:vAlign w:val="center"/>
-          </w:tcPr>
-          <w:p>
-            <w:pPr>
-              <w:jc w:val="center"/>
-            </w:pPr>
-            <w:r>
-              <w:t>Release 1</w:t>
-            </w:r>
-          </w:p>
-        </w:tc>
-        <w:tc>
-          <w:tcPr>
-            <w:tcW w:w="1701" w:type="dxa"/>
-            <w:vAlign w:val="center"/>
-          </w:tcPr>
-          <w:p>
-            <w:pPr>
-              <w:jc w:val="center"/>
-              <w:cnfStyle w:val="000000000000" w:firstRow="0" w:lastRow="0" w:firstColumn="0" w:lastColumn="0" w:oddVBand="0" w:evenVBand="0" w:oddHBand="0" w:evenHBand="0" w:firstRowFirstColumn="0" w:firstRowLastColumn="0" w:lastRowFirstColumn="0" w:lastRowLastColumn="0"/>
-            </w:pPr>
-          </w:p>
-        </w:tc>
-        <w:tc>
-          <w:tcPr>
-            <w:tcW w:w="2410" w:type="dxa"/>
-            <w:vAlign w:val="center"/>
-          </w:tcPr>
-          <w:p>
-            <w:pPr>
-              <w:jc w:val="center"/>
-              <w:cnfStyle w:val="000000000000" w:firstRow="0" w:lastRow="0" w:firstColumn="0" w:lastColumn="0" w:oddVBand="0" w:evenVBand="0" w:oddHBand="0" w:evenHBand="0" w:firstRowFirstColumn="0" w:firstRowLastColumn="0" w:lastRowFirstColumn="0" w:lastRowLastColumn="0"/>
-            </w:pPr>
-          </w:p>
-        </w:tc>
-        <w:tc>
-          <w:tcPr>
-            <w:tcW w:w="1417" w:type="dxa"/>
-            <w:vAlign w:val="center"/>
-          </w:tcPr>
-          <w:p>
-            <w:pPr>
-              <w:jc w:val="center"/>
-              <w:cnfStyle w:val="000000000000" w:firstRow="0" w:lastRow="0" w:firstColumn="0" w:lastColumn="0" w:oddVBand="0" w:evenVBand="0" w:oddHBand="0" w:evenHBand="0" w:firstRowFirstColumn="0" w:firstRowLastColumn="0" w:lastRowFirstColumn="0" w:lastRowLastColumn="0"/>
-            </w:pPr>
-          </w:p>
-        </w:tc>
-        <w:tc>
-          <w:tcPr>
-            <w:tcW w:w="5593" w:type="dxa"/>
-            <w:vAlign w:val="center"/>
-          </w:tcPr>
-          <w:p>
-            <w:pPr>
-              <w:jc w:val="center"/>
-              <w:cnfStyle w:val="000000000000" w:firstRow="0" w:lastRow="0" w:firstColumn="0" w:lastColumn="0" w:oddVBand="0" w:evenVBand="0" w:oddHBand="0" w:evenHBand="0" w:firstRowFirstColumn="0" w:firstRowLastColumn="0" w:lastRowFirstColumn="0" w:lastRowLastColumn="0"/>
-            </w:pPr>
-            <w:r>
-              <w:t>Dashboard shows all requirements covered as per the rubric</w:t>
-            </w:r>
-          </w:p>
-          <w:p>
-            <w:pPr>
-              <w:jc w:val="center"/>
-              <w:cnfStyle w:val="000000000000" w:firstRow="0" w:lastRow="0" w:firstColumn="0" w:lastColumn="0" w:oddVBand="0" w:evenVBand="0" w:oddHBand="0" w:evenHBand="0" w:firstRowFirstColumn="0" w:firstRowLastColumn="0" w:lastRowFirstColumn="0" w:lastRowLastColumn="0"/>
-            </w:pPr>
+            <w:r>
+              <w:t xml:space="preserve"> </w:t>
+            </w:r>
             <w:r>
               <w:drawing>
-                <wp:inline distT="0" distB="0" distL="0" distR="0" wp14:anchorId="1D7D41E6" wp14:editId="63EC8052">
-                  <wp:extent cx="3377247" cy="1353076"/>
-                  <wp:effectExtent l="19050" t="19050" r="13970" b="19050"/>
-                  <wp:docPr id="1498096531" name="Picture 1"/>
+                <wp:inline distT="0" distB="0" distL="0" distR="0" wp14:anchorId="47F165BF" wp14:editId="44EC7BBF">
+                  <wp:extent cx="1343770" cy="1700105"/>
+                  <wp:effectExtent l="19050" t="19050" r="27940" b="14605"/>
+                  <wp:docPr id="1250417291" name="Picture 1"/>
                   <wp:cNvGraphicFramePr>
                     <a:graphicFrameLocks xmlns:a="http://schemas.openxmlformats.org/drawingml/2006/main" noChangeAspect="1"/>
                   </wp:cNvGraphicFramePr>
@@ -465,7 +365,7 @@
                     <a:graphicData uri="http://schemas.openxmlformats.org/drawingml/2006/picture">
                       <pic:pic xmlns:pic="http://schemas.openxmlformats.org/drawingml/2006/picture">
                         <pic:nvPicPr>
-                          <pic:cNvPr id="1498096531" name=""/>
+                          <pic:cNvPr id="1250417291" name=""/>
                           <pic:cNvPicPr/>
                         </pic:nvPicPr>
                         <pic:blipFill>
@@ -477,7 +377,7 @@
                         <pic:spPr>
                           <a:xfrm>
                             <a:off x="0" y="0"/>
-                            <a:ext cx="3406022" cy="1364604"/>
+                            <a:ext cx="1351133" cy="1709420"/>
                           </a:xfrm>
                           <a:prstGeom prst="rect">
                             <a:avLst/>
@@ -504,17 +404,95 @@
           <w:p>
             <w:pPr>
               <w:jc w:val="center"/>
+              <w:cnfStyle w:val="000000100000" w:firstRow="0" w:lastRow="0" w:firstColumn="0" w:lastColumn="0" w:oddVBand="0" w:evenVBand="0" w:oddHBand="1" w:evenHBand="0" w:firstRowFirstColumn="0" w:firstRowLastColumn="0" w:lastRowFirstColumn="0" w:lastRowLastColumn="0"/>
+            </w:pPr>
+            <w:r>
+              <w:t>Code submission in zip file with Readme</w:t>
+            </w:r>
+          </w:p>
+        </w:tc>
+      </w:tr>
+      <w:tr>
+        <w:trPr>
+          <w:trHeight w:val="4995"/>
+        </w:trPr>
+        <w:tc>
+          <w:tcPr>
+            <w:cnfStyle w:val="001000000000" w:firstRow="0" w:lastRow="0" w:firstColumn="1" w:lastColumn="0" w:oddVBand="0" w:evenVBand="0" w:oddHBand="0" w:evenHBand="0" w:firstRowFirstColumn="0" w:firstRowLastColumn="0" w:lastRowFirstColumn="0" w:lastRowLastColumn="0"/>
+            <w:tcW w:w="1271" w:type="dxa"/>
+            <w:vAlign w:val="center"/>
+          </w:tcPr>
+          <w:p>
+            <w:pPr>
+              <w:jc w:val="center"/>
+            </w:pPr>
+            <w:r>
+              <w:lastRenderedPageBreak/>
+              <w:t>Release 1</w:t>
+            </w:r>
+          </w:p>
+        </w:tc>
+        <w:tc>
+          <w:tcPr>
+            <w:tcW w:w="1701" w:type="dxa"/>
+            <w:vAlign w:val="center"/>
+          </w:tcPr>
+          <w:p>
+            <w:pPr>
+              <w:jc w:val="center"/>
               <w:cnfStyle w:val="000000000000" w:firstRow="0" w:lastRow="0" w:firstColumn="0" w:lastColumn="0" w:oddVBand="0" w:evenVBand="0" w:oddHBand="0" w:evenHBand="0" w:firstRowFirstColumn="0" w:firstRowLastColumn="0" w:lastRowFirstColumn="0" w:lastRowLastColumn="0"/>
             </w:pPr>
-            <w:r>
-              <w:t>Render Screenshot</w:t>
-            </w:r>
+          </w:p>
+        </w:tc>
+        <w:tc>
+          <w:tcPr>
+            <w:tcW w:w="2410" w:type="dxa"/>
+            <w:vAlign w:val="center"/>
+          </w:tcPr>
+          <w:p>
+            <w:pPr>
+              <w:jc w:val="center"/>
+              <w:cnfStyle w:val="000000000000" w:firstRow="0" w:lastRow="0" w:firstColumn="0" w:lastColumn="0" w:oddVBand="0" w:evenVBand="0" w:oddHBand="0" w:evenHBand="0" w:firstRowFirstColumn="0" w:firstRowLastColumn="0" w:lastRowFirstColumn="0" w:lastRowLastColumn="0"/>
+            </w:pPr>
+          </w:p>
+        </w:tc>
+        <w:tc>
+          <w:tcPr>
+            <w:tcW w:w="1417" w:type="dxa"/>
+            <w:vAlign w:val="center"/>
+          </w:tcPr>
+          <w:p>
+            <w:pPr>
+              <w:jc w:val="center"/>
+              <w:cnfStyle w:val="000000000000" w:firstRow="0" w:lastRow="0" w:firstColumn="0" w:lastColumn="0" w:oddVBand="0" w:evenVBand="0" w:oddHBand="0" w:evenHBand="0" w:firstRowFirstColumn="0" w:firstRowLastColumn="0" w:lastRowFirstColumn="0" w:lastRowLastColumn="0"/>
+            </w:pPr>
+          </w:p>
+        </w:tc>
+        <w:tc>
+          <w:tcPr>
+            <w:tcW w:w="5593" w:type="dxa"/>
+            <w:vAlign w:val="center"/>
+          </w:tcPr>
+          <w:p>
+            <w:pPr>
+              <w:jc w:val="center"/>
+              <w:cnfStyle w:val="000000000000" w:firstRow="0" w:lastRow="0" w:firstColumn="0" w:lastColumn="0" w:oddVBand="0" w:evenVBand="0" w:oddHBand="0" w:evenHBand="0" w:firstRowFirstColumn="0" w:firstRowLastColumn="0" w:lastRowFirstColumn="0" w:lastRowLastColumn="0"/>
+            </w:pPr>
+            <w:r>
+              <w:t>Dashboard shows all requirements covered as per the rubric</w:t>
+            </w:r>
+          </w:p>
+          <w:p>
+            <w:pPr>
+              <w:jc w:val="center"/>
+              <w:cnfStyle w:val="000000000000" w:firstRow="0" w:lastRow="0" w:firstColumn="0" w:lastColumn="0" w:oddVBand="0" w:evenVBand="0" w:oddHBand="0" w:evenHBand="0" w:firstRowFirstColumn="0" w:firstRowLastColumn="0" w:lastRowFirstColumn="0" w:lastRowLastColumn="0"/>
+            </w:pPr>
             <w:r>
               <w:drawing>
-                <wp:inline distT="0" distB="0" distL="0" distR="0" wp14:anchorId="65706848" wp14:editId="4E7CF648">
-                  <wp:extent cx="1349375" cy="834757"/>
-                  <wp:effectExtent l="19050" t="19050" r="22225" b="22860"/>
-                  <wp:docPr id="259606225" name="Picture 1"/>
+                <wp:inline distT="0" distB="0" distL="0" distR="0" wp14:anchorId="45E62F68" wp14:editId="08F175F8">
+                  <wp:extent cx="2949791" cy="1264257"/>
+                  <wp:effectExtent l="19050" t="19050" r="22225" b="12700"/>
+                  <wp:docPr id="214542257" name="Picture 1"/>
                   <wp:cNvGraphicFramePr>
                     <a:graphicFrameLocks xmlns:a="http://schemas.openxmlformats.org/drawingml/2006/main" noChangeAspect="1"/>
                   </wp:cNvGraphicFramePr>
@@ -522,7 +500,7 @@
                     <a:graphicData uri="http://schemas.openxmlformats.org/drawingml/2006/picture">
                       <pic:pic xmlns:pic="http://schemas.openxmlformats.org/drawingml/2006/picture">
                         <pic:nvPicPr>
-                          <pic:cNvPr id="259606225" name=""/>
+                          <pic:cNvPr id="214542257" name=""/>
                           <pic:cNvPicPr/>
                         </pic:nvPicPr>
                         <pic:blipFill>
@@ -534,7 +512,7 @@
                         <pic:spPr>
                           <a:xfrm>
                             <a:off x="0" y="0"/>
-                            <a:ext cx="1359787" cy="841198"/>
+                            <a:ext cx="2975751" cy="1275383"/>
                           </a:xfrm>
                           <a:prstGeom prst="rect">
                             <a:avLst/>
@@ -553,106 +531,34 @@
             </w:r>
           </w:p>
         </w:tc>
-      </w:tr>
-      <w:tr>
-        <w:trPr>
-          <w:cnfStyle w:val="000000100000" w:firstRow="0" w:lastRow="0" w:firstColumn="0" w:lastColumn="0" w:oddVBand="0" w:evenVBand="0" w:oddHBand="1" w:evenHBand="0" w:firstRowFirstColumn="0" w:firstRowLastColumn="0" w:lastRowFirstColumn="0" w:lastRowLastColumn="0"/>
-          <w:trHeight w:val="1407"/>
-        </w:trPr>
-        <w:tc>
-          <w:tcPr>
-            <w:cnfStyle w:val="001000000000" w:firstRow="0" w:lastRow="0" w:firstColumn="1" w:lastColumn="0" w:oddVBand="0" w:evenVBand="0" w:oddHBand="0" w:evenHBand="0" w:firstRowFirstColumn="0" w:firstRowLastColumn="0" w:lastRowFirstColumn="0" w:lastRowLastColumn="0"/>
-            <w:tcW w:w="1271" w:type="dxa"/>
-            <w:vAlign w:val="center"/>
-          </w:tcPr>
-          <w:p>
-            <w:pPr>
-              <w:jc w:val="center"/>
-            </w:pPr>
-            <w:r>
-              <w:lastRenderedPageBreak/>
-              <w:t xml:space="preserve">Release </w:t>
-            </w:r>
-            <w:r>
-              <w:t>2</w:t>
-            </w:r>
-          </w:p>
-        </w:tc>
-        <w:tc>
-          <w:tcPr>
-            <w:tcW w:w="1701" w:type="dxa"/>
-            <w:vAlign w:val="center"/>
-          </w:tcPr>
-          <w:p>
-            <w:pPr>
-              <w:jc w:val="center"/>
-              <w:cnfStyle w:val="000000100000" w:firstRow="0" w:lastRow="0" w:firstColumn="0" w:lastColumn="0" w:oddVBand="0" w:evenVBand="0" w:oddHBand="1" w:evenHBand="0" w:firstRowFirstColumn="0" w:firstRowLastColumn="0" w:lastRowFirstColumn="0" w:lastRowLastColumn="0"/>
-            </w:pPr>
-          </w:p>
-        </w:tc>
-        <w:tc>
-          <w:tcPr>
-            <w:tcW w:w="2410" w:type="dxa"/>
-            <w:vAlign w:val="center"/>
-          </w:tcPr>
-          <w:p>
-            <w:pPr>
-              <w:pBdr>
-                <w:top w:val="nil"/>
-                <w:left w:val="nil"/>
-                <w:bottom w:val="nil"/>
-                <w:right w:val="nil"/>
-                <w:between w:val="nil"/>
-                <w:bar w:val="nil"/>
-              </w:pBdr>
-              <w:jc w:val="center"/>
-              <w:cnfStyle w:val="000000100000" w:firstRow="0" w:lastRow="0" w:firstColumn="0" w:lastColumn="0" w:oddVBand="0" w:evenVBand="0" w:oddHBand="1" w:evenHBand="0" w:firstRowFirstColumn="0" w:firstRowLastColumn="0" w:lastRowFirstColumn="0" w:lastRowLastColumn="0"/>
-            </w:pPr>
-            <w:r>
-              <w:t xml:space="preserve">+Lat, </w:t>
-            </w:r>
-            <w:proofErr w:type="spellStart"/>
-            <w:r>
-              <w:t>Lng</w:t>
-            </w:r>
-            <w:proofErr w:type="spellEnd"/>
-          </w:p>
-          <w:p>
-            <w:pPr>
-              <w:pBdr>
-                <w:top w:val="nil"/>
-                <w:left w:val="nil"/>
-                <w:bottom w:val="nil"/>
-                <w:right w:val="nil"/>
-                <w:between w:val="nil"/>
-                <w:bar w:val="nil"/>
-              </w:pBdr>
-              <w:jc w:val="center"/>
-              <w:cnfStyle w:val="000000100000" w:firstRow="0" w:lastRow="0" w:firstColumn="0" w:lastColumn="0" w:oddVBand="0" w:evenVBand="0" w:oddHBand="1" w:evenHBand="0" w:firstRowFirstColumn="0" w:firstRowLastColumn="0" w:lastRowFirstColumn="0" w:lastRowLastColumn="0"/>
-            </w:pPr>
-            <w:r>
-              <w:t xml:space="preserve"> Max/Min (Temp, Wind, Pressure</w:t>
-            </w:r>
-          </w:p>
-          <w:p>
-            <w:pPr>
-              <w:pBdr>
-                <w:top w:val="nil"/>
-                <w:left w:val="nil"/>
-                <w:bottom w:val="nil"/>
-                <w:right w:val="nil"/>
-                <w:between w:val="nil"/>
-                <w:bar w:val="nil"/>
-              </w:pBdr>
-              <w:jc w:val="center"/>
-              <w:cnfStyle w:val="000000100000" w:firstRow="0" w:lastRow="0" w:firstColumn="0" w:lastColumn="0" w:oddVBand="0" w:evenVBand="0" w:oddHBand="1" w:evenHBand="0" w:firstRowFirstColumn="0" w:firstRowLastColumn="0" w:lastRowFirstColumn="0" w:lastRowLastColumn="0"/>
+        <w:tc>
+          <w:tcPr>
+            <w:tcW w:w="1558" w:type="dxa"/>
+            <w:vAlign w:val="center"/>
+          </w:tcPr>
+          <w:p>
+            <w:pPr>
+              <w:jc w:val="center"/>
+              <w:cnfStyle w:val="000000000000" w:firstRow="0" w:lastRow="0" w:firstColumn="0" w:lastColumn="0" w:oddVBand="0" w:evenVBand="0" w:oddHBand="0" w:evenHBand="0" w:firstRowFirstColumn="0" w:firstRowLastColumn="0" w:lastRowFirstColumn="0" w:lastRowLastColumn="0"/>
+              <w:rPr>
+                <w:noProof/>
+              </w:rPr>
+            </w:pPr>
+            <w:r>
+              <w:t>Render Screenshot</w:t>
+            </w:r>
+          </w:p>
+          <w:p>
+            <w:pPr>
+              <w:jc w:val="center"/>
+              <w:cnfStyle w:val="000000000000" w:firstRow="0" w:lastRow="0" w:firstColumn="0" w:lastColumn="0" w:oddVBand="0" w:evenVBand="0" w:oddHBand="0" w:evenHBand="0" w:firstRowFirstColumn="0" w:firstRowLastColumn="0" w:lastRowFirstColumn="0" w:lastRowLastColumn="0"/>
             </w:pPr>
             <w:r>
               <w:drawing>
-                <wp:inline distT="0" distB="0" distL="0" distR="0" wp14:anchorId="298B18C9" wp14:editId="5EFBC5B5">
-                  <wp:extent cx="1250830" cy="787385"/>
-                  <wp:effectExtent l="19050" t="19050" r="26035" b="13335"/>
-                  <wp:docPr id="470709444" name="Picture 1"/>
+                <wp:inline distT="0" distB="0" distL="0" distR="0" wp14:anchorId="46FE594C" wp14:editId="1D61EDFA">
+                  <wp:extent cx="1549168" cy="882594"/>
+                  <wp:effectExtent l="19050" t="19050" r="13335" b="13335"/>
+                  <wp:docPr id="1428804778" name="Picture 1"/>
                   <wp:cNvGraphicFramePr>
                     <a:graphicFrameLocks xmlns:a="http://schemas.openxmlformats.org/drawingml/2006/main" noChangeAspect="1"/>
                   </wp:cNvGraphicFramePr>
@@ -660,7 +566,7 @@
                     <a:graphicData uri="http://schemas.openxmlformats.org/drawingml/2006/picture">
                       <pic:pic xmlns:pic="http://schemas.openxmlformats.org/drawingml/2006/picture">
                         <pic:nvPicPr>
-                          <pic:cNvPr id="470709444" name=""/>
+                          <pic:cNvPr id="1428804778" name=""/>
                           <pic:cNvPicPr/>
                         </pic:nvPicPr>
                         <pic:blipFill>
@@ -672,7 +578,7 @@
                         <pic:spPr>
                           <a:xfrm>
                             <a:off x="0" y="0"/>
-                            <a:ext cx="1263585" cy="795414"/>
+                            <a:ext cx="1563671" cy="890856"/>
                           </a:xfrm>
                           <a:prstGeom prst="rect">
                             <a:avLst/>
@@ -691,9 +597,33 @@
             </w:r>
           </w:p>
         </w:tc>
-        <w:tc>
-          <w:tcPr>
-            <w:tcW w:w="1417" w:type="dxa"/>
+      </w:tr>
+      <w:tr>
+        <w:trPr>
+          <w:cnfStyle w:val="000000100000" w:firstRow="0" w:lastRow="0" w:firstColumn="0" w:lastColumn="0" w:oddVBand="0" w:evenVBand="0" w:oddHBand="1" w:evenHBand="0" w:firstRowFirstColumn="0" w:firstRowLastColumn="0" w:lastRowFirstColumn="0" w:lastRowLastColumn="0"/>
+          <w:trHeight w:val="1407"/>
+        </w:trPr>
+        <w:tc>
+          <w:tcPr>
+            <w:cnfStyle w:val="001000000000" w:firstRow="0" w:lastRow="0" w:firstColumn="1" w:lastColumn="0" w:oddVBand="0" w:evenVBand="0" w:oddHBand="0" w:evenHBand="0" w:firstRowFirstColumn="0" w:firstRowLastColumn="0" w:lastRowFirstColumn="0" w:lastRowLastColumn="0"/>
+            <w:tcW w:w="1271" w:type="dxa"/>
+            <w:vAlign w:val="center"/>
+          </w:tcPr>
+          <w:p>
+            <w:pPr>
+              <w:jc w:val="center"/>
+            </w:pPr>
+            <w:r>
+              <w:t xml:space="preserve">Release </w:t>
+            </w:r>
+            <w:r>
+              <w:t>2</w:t>
+            </w:r>
+          </w:p>
+        </w:tc>
+        <w:tc>
+          <w:tcPr>
+            <w:tcW w:w="1701" w:type="dxa"/>
             <w:vAlign w:val="center"/>
           </w:tcPr>
           <w:p>
@@ -701,27 +631,71 @@
               <w:jc w:val="center"/>
               <w:cnfStyle w:val="000000100000" w:firstRow="0" w:lastRow="0" w:firstColumn="0" w:lastColumn="0" w:oddVBand="0" w:evenVBand="0" w:oddHBand="1" w:evenHBand="0" w:firstRowFirstColumn="0" w:firstRowLastColumn="0" w:lastRowFirstColumn="0" w:lastRowLastColumn="0"/>
             </w:pPr>
-            <w:r>
-              <w:t xml:space="preserve">User details are visible via settings options and </w:t>
-            </w:r>
-            <w:r>
-              <w:t>options</w:t>
-            </w:r>
-            <w:r>
-              <w:t xml:space="preserve"> to update it.</w:t>
-            </w:r>
-          </w:p>
-          <w:p>
-            <w:pPr>
+          </w:p>
+        </w:tc>
+        <w:tc>
+          <w:tcPr>
+            <w:tcW w:w="2410" w:type="dxa"/>
+            <w:vAlign w:val="center"/>
+          </w:tcPr>
+          <w:p>
+            <w:pPr>
+              <w:pBdr>
+                <w:top w:val="nil"/>
+                <w:left w:val="nil"/>
+                <w:bottom w:val="nil"/>
+                <w:right w:val="nil"/>
+                <w:between w:val="nil"/>
+                <w:bar w:val="nil"/>
+              </w:pBdr>
               <w:jc w:val="center"/>
               <w:cnfStyle w:val="000000100000" w:firstRow="0" w:lastRow="0" w:firstColumn="0" w:lastColumn="0" w:oddVBand="0" w:evenVBand="0" w:oddHBand="1" w:evenHBand="0" w:firstRowFirstColumn="0" w:firstRowLastColumn="0" w:lastRowFirstColumn="0" w:lastRowLastColumn="0"/>
             </w:pPr>
             <w:r>
+              <w:t xml:space="preserve">+Lat, </w:t>
+            </w:r>
+            <w:proofErr w:type="spellStart"/>
+            <w:r>
+              <w:t>Lng</w:t>
+            </w:r>
+            <w:proofErr w:type="spellEnd"/>
+          </w:p>
+          <w:p>
+            <w:pPr>
+              <w:pBdr>
+                <w:top w:val="nil"/>
+                <w:left w:val="nil"/>
+                <w:bottom w:val="nil"/>
+                <w:right w:val="nil"/>
+                <w:between w:val="nil"/>
+                <w:bar w:val="nil"/>
+              </w:pBdr>
+              <w:jc w:val="center"/>
+              <w:cnfStyle w:val="000000100000" w:firstRow="0" w:lastRow="0" w:firstColumn="0" w:lastColumn="0" w:oddVBand="0" w:evenVBand="0" w:oddHBand="1" w:evenHBand="0" w:firstRowFirstColumn="0" w:firstRowLastColumn="0" w:lastRowFirstColumn="0" w:lastRowLastColumn="0"/>
+            </w:pPr>
+            <w:r>
+              <w:t xml:space="preserve"> Max/Min (Temp, Wind, Pressure</w:t>
+            </w:r>
+          </w:p>
+          <w:p>
+            <w:pPr>
+              <w:pBdr>
+                <w:top w:val="nil"/>
+                <w:left w:val="nil"/>
+                <w:bottom w:val="nil"/>
+                <w:right w:val="nil"/>
+                <w:between w:val="nil"/>
+                <w:bar w:val="nil"/>
+              </w:pBdr>
+              <w:jc w:val="center"/>
+              <w:cnfStyle w:val="000000100000" w:firstRow="0" w:lastRow="0" w:firstColumn="0" w:lastColumn="0" w:oddVBand="0" w:evenVBand="0" w:oddHBand="1" w:evenHBand="0" w:firstRowFirstColumn="0" w:firstRowLastColumn="0" w:lastRowFirstColumn="0" w:lastRowLastColumn="0"/>
+            </w:pPr>
+            <w:r>
               <w:drawing>
-                <wp:inline distT="0" distB="0" distL="0" distR="0" wp14:anchorId="4AE39678" wp14:editId="46DCD840">
-                  <wp:extent cx="1009291" cy="1625615"/>
-                  <wp:effectExtent l="19050" t="19050" r="19685" b="12700"/>
-                  <wp:docPr id="826484520" name="Picture 1"/>
+                <wp:inline distT="0" distB="0" distL="0" distR="0" wp14:anchorId="186A10BF" wp14:editId="38112CC1">
+                  <wp:extent cx="1208598" cy="1697626"/>
+                  <wp:effectExtent l="19050" t="19050" r="10795" b="17145"/>
+                  <wp:docPr id="1590140796" name="Picture 1"/>
                   <wp:cNvGraphicFramePr>
                     <a:graphicFrameLocks xmlns:a="http://schemas.openxmlformats.org/drawingml/2006/main" noChangeAspect="1"/>
                   </wp:cNvGraphicFramePr>
@@ -729,88 +703,11 @@
                     <a:graphicData uri="http://schemas.openxmlformats.org/drawingml/2006/picture">
                       <pic:pic xmlns:pic="http://schemas.openxmlformats.org/drawingml/2006/picture">
                         <pic:nvPicPr>
-                          <pic:cNvPr id="826484520" name=""/>
-                          <pic:cNvPicPr/>
-                        </pic:nvPicPr>
-                        <pic:blipFill rotWithShape="1">
-                          <a:blip r:embed="rId12"/>
-                          <a:srcRect r="28377"/>
-                          <a:stretch>
-                            <a:fillRect/>
-                          </a:stretch>
-                        </pic:blipFill>
-                        <pic:spPr bwMode="auto">
-                          <a:xfrm>
-                            <a:off x="0" y="0"/>
-                            <a:ext cx="1016807" cy="1637720"/>
-                          </a:xfrm>
-                          <a:prstGeom prst="rect">
-                            <a:avLst/>
-                          </a:prstGeom>
-                          <a:ln>
-                            <a:solidFill>
-                              <a:schemeClr val="accent1"/>
-                            </a:solidFill>
-                          </a:ln>
-                          <a:extLst>
-                            <a:ext uri="{53640926-AAD7-44D8-BBD7-CCE9431645EC}">
-                              <a14:shadowObscured xmlns:a14="http://schemas.microsoft.com/office/drawing/2010/main"/>
-                            </a:ext>
-                          </a:extLst>
-                        </pic:spPr>
-                      </pic:pic>
-                    </a:graphicData>
-                  </a:graphic>
-                </wp:inline>
-              </w:drawing>
-            </w:r>
-          </w:p>
-        </w:tc>
-        <w:tc>
-          <w:tcPr>
-            <w:tcW w:w="5593" w:type="dxa"/>
-            <w:vAlign w:val="center"/>
-          </w:tcPr>
-          <w:p>
-            <w:pPr>
-              <w:jc w:val="center"/>
-              <w:cnfStyle w:val="000000100000" w:firstRow="0" w:lastRow="0" w:firstColumn="0" w:lastColumn="0" w:oddVBand="0" w:evenVBand="0" w:oddHBand="1" w:evenHBand="0" w:firstRowFirstColumn="0" w:firstRowLastColumn="0" w:lastRowFirstColumn="0" w:lastRowLastColumn="0"/>
-            </w:pPr>
-            <w:r>
-              <w:t xml:space="preserve">Members can sign up via below form </w:t>
-            </w:r>
-            <w:proofErr w:type="gramStart"/>
-            <w:r>
-              <w:t>and also</w:t>
-            </w:r>
-            <w:proofErr w:type="gramEnd"/>
-            <w:r>
-              <w:t xml:space="preserve"> able to add stations</w:t>
-            </w:r>
-          </w:p>
-          <w:p>
-            <w:pPr>
-              <w:jc w:val="center"/>
-              <w:cnfStyle w:val="000000100000" w:firstRow="0" w:lastRow="0" w:firstColumn="0" w:lastColumn="0" w:oddVBand="0" w:evenVBand="0" w:oddHBand="1" w:evenHBand="0" w:firstRowFirstColumn="0" w:firstRowLastColumn="0" w:lastRowFirstColumn="0" w:lastRowLastColumn="0"/>
-            </w:pPr>
-            <w:r>
-              <w:drawing>
-                <wp:inline distT="0" distB="0" distL="0" distR="0" wp14:anchorId="75774E44" wp14:editId="1FF750B7">
-                  <wp:extent cx="1406105" cy="1619550"/>
-                  <wp:effectExtent l="19050" t="19050" r="22860" b="19050"/>
-                  <wp:docPr id="211129766" name="Picture 1"/>
-                  <wp:cNvGraphicFramePr>
-                    <a:graphicFrameLocks xmlns:a="http://schemas.openxmlformats.org/drawingml/2006/main" noChangeAspect="1"/>
-                  </wp:cNvGraphicFramePr>
-                  <a:graphic xmlns:a="http://schemas.openxmlformats.org/drawingml/2006/main">
-                    <a:graphicData uri="http://schemas.openxmlformats.org/drawingml/2006/picture">
-                      <pic:pic xmlns:pic="http://schemas.openxmlformats.org/drawingml/2006/picture">
-                        <pic:nvPicPr>
-                          <pic:cNvPr id="211129766" name=""/>
+                          <pic:cNvPr id="238786607" name=""/>
                           <pic:cNvPicPr/>
                         </pic:nvPicPr>
                         <pic:blipFill>
-                          <a:blip r:embed="rId13"/>
+                          <a:blip r:embed="rId8"/>
                           <a:stretch>
                             <a:fillRect/>
                           </a:stretch>
@@ -818,7 +715,7 @@
                         <pic:spPr>
                           <a:xfrm>
                             <a:off x="0" y="0"/>
-                            <a:ext cx="1417017" cy="1632118"/>
+                            <a:ext cx="1213695" cy="1704785"/>
                           </a:xfrm>
                           <a:prstGeom prst="rect">
                             <a:avLst/>
@@ -835,12 +732,87 @@
                 </wp:inline>
               </w:drawing>
             </w:r>
+          </w:p>
+        </w:tc>
+        <w:tc>
+          <w:tcPr>
+            <w:tcW w:w="1417" w:type="dxa"/>
+            <w:vAlign w:val="center"/>
+          </w:tcPr>
+          <w:p>
+            <w:pPr>
+              <w:jc w:val="center"/>
+              <w:cnfStyle w:val="000000100000" w:firstRow="0" w:lastRow="0" w:firstColumn="0" w:lastColumn="0" w:oddVBand="0" w:evenVBand="0" w:oddHBand="1" w:evenHBand="0" w:firstRowFirstColumn="0" w:firstRowLastColumn="0" w:lastRowFirstColumn="0" w:lastRowLastColumn="0"/>
+            </w:pPr>
+            <w:r>
+              <w:t xml:space="preserve">User details are visible via settings options and </w:t>
+            </w:r>
+            <w:r>
+              <w:t>options</w:t>
+            </w:r>
+            <w:r>
+              <w:t xml:space="preserve"> to update it.</w:t>
+            </w:r>
+            <w:r>
+              <w:t xml:space="preserve"> </w:t>
+            </w:r>
+            <w:r>
+              <w:rPr>
+                <w:bCs/>
+                <w:noProof/>
+                <w:color w:val="EE0000"/>
+              </w:rPr>
+              <w:t xml:space="preserve"> </w:t>
+            </w:r>
+            <w:r>
+              <w:rPr>
+                <w:bCs/>
+                <w:noProof/>
+                <w:color w:val="EE0000"/>
+              </w:rPr>
+              <w:t>Not achieved</w:t>
+            </w:r>
+          </w:p>
+          <w:p>
+            <w:pPr>
+              <w:jc w:val="center"/>
+              <w:cnfStyle w:val="000000100000" w:firstRow="0" w:lastRow="0" w:firstColumn="0" w:lastColumn="0" w:oddVBand="0" w:evenVBand="0" w:oddHBand="1" w:evenHBand="0" w:firstRowFirstColumn="0" w:firstRowLastColumn="0" w:lastRowFirstColumn="0" w:lastRowLastColumn="0"/>
+            </w:pPr>
+          </w:p>
+        </w:tc>
+        <w:tc>
+          <w:tcPr>
+            <w:tcW w:w="5593" w:type="dxa"/>
+            <w:vAlign w:val="center"/>
+          </w:tcPr>
+          <w:p>
+            <w:pPr>
+              <w:jc w:val="center"/>
+              <w:cnfStyle w:val="000000100000" w:firstRow="0" w:lastRow="0" w:firstColumn="0" w:lastColumn="0" w:oddVBand="0" w:evenVBand="0" w:oddHBand="1" w:evenHBand="0" w:firstRowFirstColumn="0" w:firstRowLastColumn="0" w:lastRowFirstColumn="0" w:lastRowLastColumn="0"/>
+            </w:pPr>
+            <w:r>
+              <w:t xml:space="preserve">Members can sign up via below form </w:t>
+            </w:r>
+            <w:proofErr w:type="gramStart"/>
+            <w:r>
+              <w:t>and also</w:t>
+            </w:r>
+            <w:proofErr w:type="gramEnd"/>
+            <w:r>
+              <w:t xml:space="preserve"> able to add stations</w:t>
+            </w:r>
+          </w:p>
+          <w:p>
+            <w:pPr>
+              <w:jc w:val="center"/>
+              <w:cnfStyle w:val="000000100000" w:firstRow="0" w:lastRow="0" w:firstColumn="0" w:lastColumn="0" w:oddVBand="0" w:evenVBand="0" w:oddHBand="1" w:evenHBand="0" w:firstRowFirstColumn="0" w:firstRowLastColumn="0" w:lastRowFirstColumn="0" w:lastRowLastColumn="0"/>
+            </w:pPr>
             <w:r>
               <w:drawing>
-                <wp:inline distT="0" distB="0" distL="0" distR="0" wp14:anchorId="50F26950" wp14:editId="512BA72B">
-                  <wp:extent cx="1570008" cy="1647539"/>
-                  <wp:effectExtent l="19050" t="19050" r="11430" b="10160"/>
-                  <wp:docPr id="1624481588" name="Picture 1"/>
+                <wp:inline distT="0" distB="0" distL="0" distR="0" wp14:anchorId="1F02E948" wp14:editId="62C126CC">
+                  <wp:extent cx="2289976" cy="1407214"/>
+                  <wp:effectExtent l="19050" t="19050" r="15240" b="21590"/>
+                  <wp:docPr id="479173820" name="Picture 1"/>
                   <wp:cNvGraphicFramePr>
                     <a:graphicFrameLocks xmlns:a="http://schemas.openxmlformats.org/drawingml/2006/main" noChangeAspect="1"/>
                   </wp:cNvGraphicFramePr>
@@ -848,11 +820,11 @@
                     <a:graphicData uri="http://schemas.openxmlformats.org/drawingml/2006/picture">
                       <pic:pic xmlns:pic="http://schemas.openxmlformats.org/drawingml/2006/picture">
                         <pic:nvPicPr>
-                          <pic:cNvPr id="1624481588" name=""/>
+                          <pic:cNvPr id="479173820" name=""/>
                           <pic:cNvPicPr/>
                         </pic:nvPicPr>
                         <pic:blipFill>
-                          <a:blip r:embed="rId14"/>
+                          <a:blip r:embed="rId12"/>
                           <a:stretch>
                             <a:fillRect/>
                           </a:stretch>
@@ -860,7 +832,7 @@
                         <pic:spPr>
                           <a:xfrm>
                             <a:off x="0" y="0"/>
-                            <a:ext cx="1575642" cy="1653451"/>
+                            <a:ext cx="2300912" cy="1413934"/>
                           </a:xfrm>
                           <a:prstGeom prst="rect">
                             <a:avLst/>
@@ -878,37 +850,17 @@
               </w:drawing>
             </w:r>
           </w:p>
-        </w:tc>
-        <w:tc>
-          <w:tcPr>
-            <w:tcW w:w="1558" w:type="dxa"/>
-            <w:vAlign w:val="center"/>
-          </w:tcPr>
           <w:p>
             <w:pPr>
               <w:jc w:val="center"/>
               <w:cnfStyle w:val="000000100000" w:firstRow="0" w:lastRow="0" w:firstColumn="0" w:lastColumn="0" w:oddVBand="0" w:evenVBand="0" w:oddHBand="1" w:evenHBand="0" w:firstRowFirstColumn="0" w:firstRowLastColumn="0" w:lastRowFirstColumn="0" w:lastRowLastColumn="0"/>
             </w:pPr>
-            <w:proofErr w:type="spellStart"/>
-            <w:r>
-              <w:t>Github</w:t>
-            </w:r>
-            <w:proofErr w:type="spellEnd"/>
-            <w:r>
-              <w:t xml:space="preserve"> Repo</w:t>
-            </w:r>
-          </w:p>
-          <w:p>
-            <w:pPr>
-              <w:jc w:val="center"/>
-              <w:cnfStyle w:val="000000100000" w:firstRow="0" w:lastRow="0" w:firstColumn="0" w:lastColumn="0" w:oddVBand="0" w:evenVBand="0" w:oddHBand="1" w:evenHBand="0" w:firstRowFirstColumn="0" w:firstRowLastColumn="0" w:lastRowFirstColumn="0" w:lastRowLastColumn="0"/>
-            </w:pPr>
             <w:r>
               <w:drawing>
-                <wp:inline distT="0" distB="0" distL="0" distR="0" wp14:anchorId="25231AC1" wp14:editId="58D462D6">
-                  <wp:extent cx="1323975" cy="1114153"/>
-                  <wp:effectExtent l="19050" t="19050" r="9525" b="10160"/>
-                  <wp:docPr id="1687023544" name="Picture 1"/>
+                <wp:inline distT="0" distB="0" distL="0" distR="0" wp14:anchorId="6FB799BF" wp14:editId="4285BB72">
+                  <wp:extent cx="1463786" cy="1326045"/>
+                  <wp:effectExtent l="19050" t="19050" r="22225" b="26670"/>
+                  <wp:docPr id="917645303" name="Picture 1"/>
                   <wp:cNvGraphicFramePr>
                     <a:graphicFrameLocks xmlns:a="http://schemas.openxmlformats.org/drawingml/2006/main" noChangeAspect="1"/>
                   </wp:cNvGraphicFramePr>
@@ -916,159 +868,19 @@
                     <a:graphicData uri="http://schemas.openxmlformats.org/drawingml/2006/picture">
                       <pic:pic xmlns:pic="http://schemas.openxmlformats.org/drawingml/2006/picture">
                         <pic:nvPicPr>
-                          <pic:cNvPr id="1687023544" name=""/>
-                          <pic:cNvPicPr/>
-                        </pic:nvPicPr>
-                        <pic:blipFill rotWithShape="1">
-                          <a:blip r:embed="rId15"/>
-                          <a:srcRect r="14619"/>
-                          <a:stretch>
-                            <a:fillRect/>
-                          </a:stretch>
-                        </pic:blipFill>
-                        <pic:spPr bwMode="auto">
-                          <a:xfrm>
-                            <a:off x="0" y="0"/>
-                            <a:ext cx="1327564" cy="1117173"/>
-                          </a:xfrm>
-                          <a:prstGeom prst="rect">
-                            <a:avLst/>
-                          </a:prstGeom>
-                          <a:ln>
-                            <a:solidFill>
-                              <a:schemeClr val="accent1"/>
-                            </a:solidFill>
-                          </a:ln>
-                          <a:extLst>
-                            <a:ext uri="{53640926-AAD7-44D8-BBD7-CCE9431645EC}">
-                              <a14:shadowObscured xmlns:a14="http://schemas.microsoft.com/office/drawing/2010/main"/>
-                            </a:ext>
-                          </a:extLst>
-                        </pic:spPr>
-                      </pic:pic>
-                    </a:graphicData>
-                  </a:graphic>
-                </wp:inline>
-              </w:drawing>
-            </w:r>
-          </w:p>
-        </w:tc>
-      </w:tr>
-      <w:tr>
-        <w:trPr>
-          <w:trHeight w:val="1682"/>
-        </w:trPr>
-        <w:tc>
-          <w:tcPr>
-            <w:cnfStyle w:val="001000000000" w:firstRow="0" w:lastRow="0" w:firstColumn="1" w:lastColumn="0" w:oddVBand="0" w:evenVBand="0" w:oddHBand="0" w:evenHBand="0" w:firstRowFirstColumn="0" w:firstRowLastColumn="0" w:lastRowFirstColumn="0" w:lastRowLastColumn="0"/>
-            <w:tcW w:w="1271" w:type="dxa"/>
-            <w:vAlign w:val="center"/>
-          </w:tcPr>
-          <w:p>
-            <w:pPr>
-              <w:jc w:val="center"/>
-            </w:pPr>
-            <w:r>
-              <w:t xml:space="preserve">Release </w:t>
-            </w:r>
-            <w:r>
-              <w:t>3</w:t>
-            </w:r>
-          </w:p>
-        </w:tc>
-        <w:tc>
-          <w:tcPr>
-            <w:tcW w:w="1701" w:type="dxa"/>
-            <w:vAlign w:val="center"/>
-          </w:tcPr>
-          <w:p>
-            <w:pPr>
-              <w:jc w:val="center"/>
-              <w:cnfStyle w:val="000000000000" w:firstRow="0" w:lastRow="0" w:firstColumn="0" w:lastColumn="0" w:oddVBand="0" w:evenVBand="0" w:oddHBand="0" w:evenHBand="0" w:firstRowFirstColumn="0" w:firstRowLastColumn="0" w:lastRowFirstColumn="0" w:lastRowLastColumn="0"/>
-              <w:rPr>
-                <w:bCs/>
-              </w:rPr>
-            </w:pPr>
-            <w:r>
-              <w:rPr>
-                <w:bCs/>
-              </w:rPr>
-              <w:t>Time and Date is added</w:t>
-            </w:r>
-          </w:p>
-        </w:tc>
-        <w:tc>
-          <w:tcPr>
-            <w:tcW w:w="2410" w:type="dxa"/>
-            <w:vAlign w:val="center"/>
-          </w:tcPr>
-          <w:p>
-            <w:pPr>
-              <w:jc w:val="center"/>
-              <w:cnfStyle w:val="000000000000" w:firstRow="0" w:lastRow="0" w:firstColumn="0" w:lastColumn="0" w:oddVBand="0" w:evenVBand="0" w:oddHBand="0" w:evenHBand="0" w:firstRowFirstColumn="0" w:firstRowLastColumn="0" w:lastRowFirstColumn="0" w:lastRowLastColumn="0"/>
-              <w:rPr>
-                <w:bCs/>
-                <w:i/>
-                <w:iCs/>
-              </w:rPr>
-            </w:pPr>
-          </w:p>
-          <w:p>
-            <w:pPr>
-              <w:jc w:val="center"/>
-              <w:cnfStyle w:val="000000000000" w:firstRow="0" w:lastRow="0" w:firstColumn="0" w:lastColumn="0" w:oddVBand="0" w:evenVBand="0" w:oddHBand="0" w:evenHBand="0" w:firstRowFirstColumn="0" w:firstRowLastColumn="0" w:lastRowFirstColumn="0" w:lastRowLastColumn="0"/>
-              <w:rPr>
-                <w:bCs/>
-              </w:rPr>
-            </w:pPr>
-            <w:r>
-              <w:rPr>
-                <w:bCs/>
-              </w:rPr>
-              <w:t>Trend for Temp, Wind and Pressure added</w:t>
-            </w:r>
-          </w:p>
-          <w:p>
-            <w:pPr>
-              <w:jc w:val="center"/>
-              <w:cnfStyle w:val="000000000000" w:firstRow="0" w:lastRow="0" w:firstColumn="0" w:lastColumn="0" w:oddVBand="0" w:evenVBand="0" w:oddHBand="0" w:evenHBand="0" w:firstRowFirstColumn="0" w:firstRowLastColumn="0" w:lastRowFirstColumn="0" w:lastRowLastColumn="0"/>
-              <w:rPr>
-                <w:bCs/>
-                <w:i/>
-                <w:iCs/>
-              </w:rPr>
-            </w:pPr>
-            <w:r>
-              <w:rPr>
-                <w:bCs/>
-                <w:i/>
-                <w:iCs/>
-              </w:rPr>
-              <w:drawing>
-                <wp:inline distT="0" distB="0" distL="0" distR="0" wp14:anchorId="668DF568" wp14:editId="46711E23">
-                  <wp:extent cx="1207698" cy="753745"/>
-                  <wp:effectExtent l="19050" t="19050" r="12065" b="27305"/>
-                  <wp:docPr id="1175111794" name="Picture 1"/>
-                  <wp:cNvGraphicFramePr>
-                    <a:graphicFrameLocks xmlns:a="http://schemas.openxmlformats.org/drawingml/2006/main" noChangeAspect="1"/>
-                  </wp:cNvGraphicFramePr>
-                  <a:graphic xmlns:a="http://schemas.openxmlformats.org/drawingml/2006/main">
-                    <a:graphicData uri="http://schemas.openxmlformats.org/drawingml/2006/picture">
-                      <pic:pic xmlns:pic="http://schemas.openxmlformats.org/drawingml/2006/picture">
-                        <pic:nvPicPr>
-                          <pic:cNvPr id="1175111794" name=""/>
+                          <pic:cNvPr id="917645303" name=""/>
                           <pic:cNvPicPr/>
                         </pic:nvPicPr>
                         <pic:blipFill>
-                          <a:blip r:embed="rId16"/>
+                          <a:blip r:embed="rId13"/>
                           <a:stretch>
                             <a:fillRect/>
                           </a:stretch>
                         </pic:blipFill>
                         <pic:spPr>
-                          <a:xfrm rot="10800000" flipH="1" flipV="1">
+                          <a:xfrm>
                             <a:off x="0" y="0"/>
-                            <a:ext cx="1239962" cy="773882"/>
+                            <a:ext cx="1472545" cy="1333980"/>
                           </a:xfrm>
                           <a:prstGeom prst="rect">
                             <a:avLst/>
@@ -1086,27 +898,37 @@
               </w:drawing>
             </w:r>
           </w:p>
-          <w:p>
-            <w:pPr>
-              <w:jc w:val="center"/>
-              <w:cnfStyle w:val="000000000000" w:firstRow="0" w:lastRow="0" w:firstColumn="0" w:lastColumn="0" w:oddVBand="0" w:evenVBand="0" w:oddHBand="0" w:evenHBand="0" w:firstRowFirstColumn="0" w:firstRowLastColumn="0" w:lastRowFirstColumn="0" w:lastRowLastColumn="0"/>
-              <w:rPr>
-                <w:bCs/>
-                <w:i/>
-                <w:iCs/>
-              </w:rPr>
-            </w:pPr>
-            <w:r>
-              <w:rPr>
-                <w:bCs/>
-                <w:i/>
-                <w:iCs/>
-              </w:rPr>
+        </w:tc>
+        <w:tc>
+          <w:tcPr>
+            <w:tcW w:w="1558" w:type="dxa"/>
+            <w:vAlign w:val="center"/>
+          </w:tcPr>
+          <w:p>
+            <w:pPr>
+              <w:jc w:val="center"/>
+              <w:cnfStyle w:val="000000100000" w:firstRow="0" w:lastRow="0" w:firstColumn="0" w:lastColumn="0" w:oddVBand="0" w:evenVBand="0" w:oddHBand="1" w:evenHBand="0" w:firstRowFirstColumn="0" w:firstRowLastColumn="0" w:lastRowFirstColumn="0" w:lastRowLastColumn="0"/>
+            </w:pPr>
+            <w:proofErr w:type="spellStart"/>
+            <w:r>
+              <w:t>Github</w:t>
+            </w:r>
+            <w:proofErr w:type="spellEnd"/>
+            <w:r>
+              <w:t xml:space="preserve"> Repo</w:t>
+            </w:r>
+          </w:p>
+          <w:p>
+            <w:pPr>
+              <w:jc w:val="center"/>
+              <w:cnfStyle w:val="000000100000" w:firstRow="0" w:lastRow="0" w:firstColumn="0" w:lastColumn="0" w:oddVBand="0" w:evenVBand="0" w:oddHBand="1" w:evenHBand="0" w:firstRowFirstColumn="0" w:firstRowLastColumn="0" w:lastRowFirstColumn="0" w:lastRowLastColumn="0"/>
+            </w:pPr>
+            <w:r>
               <w:drawing>
-                <wp:inline distT="0" distB="0" distL="0" distR="0" wp14:anchorId="198D592B" wp14:editId="548BDBA3">
-                  <wp:extent cx="1440611" cy="595388"/>
-                  <wp:effectExtent l="19050" t="19050" r="26670" b="14605"/>
-                  <wp:docPr id="1758784547" name="Picture 1"/>
+                <wp:inline distT="0" distB="0" distL="0" distR="0" wp14:anchorId="3365B124" wp14:editId="440C99AA">
+                  <wp:extent cx="1415852" cy="755374"/>
+                  <wp:effectExtent l="19050" t="19050" r="13335" b="26035"/>
+                  <wp:docPr id="1282905337" name="Picture 1"/>
                   <wp:cNvGraphicFramePr>
                     <a:graphicFrameLocks xmlns:a="http://schemas.openxmlformats.org/drawingml/2006/main" noChangeAspect="1"/>
                   </wp:cNvGraphicFramePr>
@@ -1114,11 +936,11 @@
                     <a:graphicData uri="http://schemas.openxmlformats.org/drawingml/2006/picture">
                       <pic:pic xmlns:pic="http://schemas.openxmlformats.org/drawingml/2006/picture">
                         <pic:nvPicPr>
-                          <pic:cNvPr id="1758784547" name=""/>
+                          <pic:cNvPr id="1282905337" name=""/>
                           <pic:cNvPicPr/>
                         </pic:nvPicPr>
                         <pic:blipFill>
-                          <a:blip r:embed="rId17"/>
+                          <a:blip r:embed="rId14"/>
                           <a:stretch>
                             <a:fillRect/>
                           </a:stretch>
@@ -1126,7 +948,7 @@
                         <pic:spPr>
                           <a:xfrm>
                             <a:off x="0" y="0"/>
-                            <a:ext cx="1478196" cy="610921"/>
+                            <a:ext cx="1424634" cy="760059"/>
                           </a:xfrm>
                           <a:prstGeom prst="rect">
                             <a:avLst/>
@@ -1144,6 +966,57 @@
               </w:drawing>
             </w:r>
           </w:p>
+        </w:tc>
+      </w:tr>
+      <w:tr>
+        <w:trPr>
+          <w:trHeight w:val="1682"/>
+        </w:trPr>
+        <w:tc>
+          <w:tcPr>
+            <w:cnfStyle w:val="001000000000" w:firstRow="0" w:lastRow="0" w:firstColumn="1" w:lastColumn="0" w:oddVBand="0" w:evenVBand="0" w:oddHBand="0" w:evenHBand="0" w:firstRowFirstColumn="0" w:firstRowLastColumn="0" w:lastRowFirstColumn="0" w:lastRowLastColumn="0"/>
+            <w:tcW w:w="1271" w:type="dxa"/>
+            <w:vAlign w:val="center"/>
+          </w:tcPr>
+          <w:p>
+            <w:pPr>
+              <w:jc w:val="center"/>
+            </w:pPr>
+            <w:r>
+              <w:lastRenderedPageBreak/>
+              <w:t xml:space="preserve">Release </w:t>
+            </w:r>
+            <w:r>
+              <w:t>3</w:t>
+            </w:r>
+          </w:p>
+        </w:tc>
+        <w:tc>
+          <w:tcPr>
+            <w:tcW w:w="1701" w:type="dxa"/>
+            <w:vAlign w:val="center"/>
+          </w:tcPr>
+          <w:p>
+            <w:pPr>
+              <w:jc w:val="center"/>
+              <w:cnfStyle w:val="000000000000" w:firstRow="0" w:lastRow="0" w:firstColumn="0" w:lastColumn="0" w:oddVBand="0" w:evenVBand="0" w:oddHBand="0" w:evenHBand="0" w:firstRowFirstColumn="0" w:firstRowLastColumn="0" w:lastRowFirstColumn="0" w:lastRowLastColumn="0"/>
+              <w:rPr>
+                <w:bCs/>
+              </w:rPr>
+            </w:pPr>
+            <w:r>
+              <w:rPr>
+                <w:bCs/>
+              </w:rPr>
+              <w:t>Time and Date is added</w:t>
+            </w:r>
+          </w:p>
+        </w:tc>
+        <w:tc>
+          <w:tcPr>
+            <w:tcW w:w="2410" w:type="dxa"/>
+            <w:vAlign w:val="center"/>
+          </w:tcPr>
           <w:p>
             <w:pPr>
               <w:jc w:val="center"/>
@@ -1154,6 +1027,54 @@
                 <w:iCs/>
               </w:rPr>
             </w:pPr>
+          </w:p>
+          <w:p>
+            <w:pPr>
+              <w:jc w:val="center"/>
+              <w:cnfStyle w:val="000000000000" w:firstRow="0" w:lastRow="0" w:firstColumn="0" w:lastColumn="0" w:oddVBand="0" w:evenVBand="0" w:oddHBand="0" w:evenHBand="0" w:firstRowFirstColumn="0" w:firstRowLastColumn="0" w:lastRowFirstColumn="0" w:lastRowLastColumn="0"/>
+              <w:rPr>
+                <w:bCs/>
+              </w:rPr>
+            </w:pPr>
+            <w:r>
+              <w:rPr>
+                <w:bCs/>
+              </w:rPr>
+              <w:t>Trend for Temp, Wind and Pressure added</w:t>
+            </w:r>
+          </w:p>
+          <w:p>
+            <w:pPr>
+              <w:jc w:val="center"/>
+              <w:cnfStyle w:val="000000000000" w:firstRow="0" w:lastRow="0" w:firstColumn="0" w:lastColumn="0" w:oddVBand="0" w:evenVBand="0" w:oddHBand="0" w:evenHBand="0" w:firstRowFirstColumn="0" w:firstRowLastColumn="0" w:lastRowFirstColumn="0" w:lastRowLastColumn="0"/>
+              <w:rPr>
+                <w:bCs/>
+                <w:i/>
+                <w:iCs/>
+              </w:rPr>
+            </w:pPr>
+          </w:p>
+          <w:p>
+            <w:pPr>
+              <w:jc w:val="center"/>
+              <w:cnfStyle w:val="000000000000" w:firstRow="0" w:lastRow="0" w:firstColumn="0" w:lastColumn="0" w:oddVBand="0" w:evenVBand="0" w:oddHBand="0" w:evenHBand="0" w:firstRowFirstColumn="0" w:firstRowLastColumn="0" w:lastRowFirstColumn="0" w:lastRowLastColumn="0"/>
+              <w:rPr>
+                <w:bCs/>
+                <w:i/>
+                <w:iCs/>
+              </w:rPr>
+            </w:pPr>
+          </w:p>
+          <w:p>
+            <w:pPr>
+              <w:jc w:val="center"/>
+              <w:cnfStyle w:val="000000000000" w:firstRow="0" w:lastRow="0" w:firstColumn="0" w:lastColumn="0" w:oddVBand="0" w:evenVBand="0" w:oddHBand="0" w:evenHBand="0" w:firstRowFirstColumn="0" w:firstRowLastColumn="0" w:lastRowFirstColumn="0" w:lastRowLastColumn="0"/>
+              <w:rPr>
+                <w:bCs/>
+                <w:i/>
+                <w:iCs/>
+              </w:rPr>
+            </w:pPr>
             <w:r>
               <w:rPr>
                 <w:bCs/>
@@ -1161,10 +1082,10 @@
                 <w:iCs/>
               </w:rPr>
               <w:drawing>
-                <wp:inline distT="0" distB="0" distL="0" distR="0" wp14:anchorId="26E7060E" wp14:editId="078AA9CC">
-                  <wp:extent cx="1319842" cy="561568"/>
-                  <wp:effectExtent l="19050" t="19050" r="13970" b="10160"/>
-                  <wp:docPr id="1487212996" name="Picture 1"/>
+                <wp:inline distT="0" distB="0" distL="0" distR="0" wp14:anchorId="67841046" wp14:editId="3B6A8FBC">
+                  <wp:extent cx="1987826" cy="564940"/>
+                  <wp:effectExtent l="19050" t="19050" r="12700" b="26035"/>
+                  <wp:docPr id="463940611" name="Picture 1"/>
                   <wp:cNvGraphicFramePr>
                     <a:graphicFrameLocks xmlns:a="http://schemas.openxmlformats.org/drawingml/2006/main" noChangeAspect="1"/>
                   </wp:cNvGraphicFramePr>
@@ -1172,11 +1093,11 @@
                     <a:graphicData uri="http://schemas.openxmlformats.org/drawingml/2006/picture">
                       <pic:pic xmlns:pic="http://schemas.openxmlformats.org/drawingml/2006/picture">
                         <pic:nvPicPr>
-                          <pic:cNvPr id="1487212996" name=""/>
+                          <pic:cNvPr id="463940611" name=""/>
                           <pic:cNvPicPr/>
                         </pic:nvPicPr>
                         <pic:blipFill>
-                          <a:blip r:embed="rId18"/>
+                          <a:blip r:embed="rId15"/>
                           <a:stretch>
                             <a:fillRect/>
                           </a:stretch>
@@ -1184,7 +1105,7 @@
                         <pic:spPr>
                           <a:xfrm>
                             <a:off x="0" y="0"/>
-                            <a:ext cx="1342167" cy="571067"/>
+                            <a:ext cx="2006006" cy="570107"/>
                           </a:xfrm>
                           <a:prstGeom prst="rect">
                             <a:avLst/>
@@ -1202,126 +1123,38 @@
               </w:drawing>
             </w:r>
           </w:p>
-        </w:tc>
-        <w:tc>
-          <w:tcPr>
-            <w:tcW w:w="1417" w:type="dxa"/>
-            <w:vAlign w:val="center"/>
-          </w:tcPr>
           <w:p>
             <w:pPr>
               <w:jc w:val="center"/>
               <w:cnfStyle w:val="000000000000" w:firstRow="0" w:lastRow="0" w:firstColumn="0" w:lastColumn="0" w:oddVBand="0" w:evenVBand="0" w:oddHBand="0" w:evenHBand="0" w:firstRowFirstColumn="0" w:firstRowLastColumn="0" w:lastRowFirstColumn="0" w:lastRowLastColumn="0"/>
               <w:rPr>
                 <w:bCs/>
+                <w:i/>
+                <w:iCs/>
               </w:rPr>
             </w:pPr>
-            <w:r>
-              <w:rPr>
-                <w:bCs/>
-              </w:rPr>
-              <w:t xml:space="preserve">User can </w:t>
-            </w:r>
-            <w:r>
-              <w:rPr>
-                <w:bCs/>
-              </w:rPr>
-              <w:t>update details.</w:t>
-            </w:r>
-          </w:p>
-        </w:tc>
-        <w:tc>
-          <w:tcPr>
-            <w:tcW w:w="5593" w:type="dxa"/>
-          </w:tcPr>
-          <w:p>
-            <w:pPr>
-              <w:pBdr>
-                <w:top w:val="nil"/>
-                <w:left w:val="nil"/>
-                <w:bottom w:val="nil"/>
-                <w:right w:val="nil"/>
-                <w:between w:val="nil"/>
-                <w:bar w:val="nil"/>
-              </w:pBdr>
+          </w:p>
+          <w:p>
+            <w:pPr>
               <w:jc w:val="center"/>
               <w:cnfStyle w:val="000000000000" w:firstRow="0" w:lastRow="0" w:firstColumn="0" w:lastColumn="0" w:oddVBand="0" w:evenVBand="0" w:oddHBand="0" w:evenHBand="0" w:firstRowFirstColumn="0" w:firstRowLastColumn="0" w:lastRowFirstColumn="0" w:lastRowLastColumn="0"/>
               <w:rPr>
                 <w:bCs/>
+                <w:i/>
+                <w:iCs/>
               </w:rPr>
             </w:pPr>
             <w:r>
               <w:rPr>
                 <w:bCs/>
-              </w:rPr>
-              <w:t xml:space="preserve">Member dashboard list summary lists latest conditions for all stations. </w:t>
-            </w:r>
-          </w:p>
-          <w:p>
-            <w:pPr>
-              <w:pBdr>
-                <w:top w:val="nil"/>
-                <w:left w:val="nil"/>
-                <w:bottom w:val="nil"/>
-                <w:right w:val="nil"/>
-                <w:between w:val="nil"/>
-                <w:bar w:val="nil"/>
-              </w:pBdr>
-              <w:jc w:val="center"/>
-              <w:cnfStyle w:val="000000000000" w:firstRow="0" w:lastRow="0" w:firstColumn="0" w:lastColumn="0" w:oddVBand="0" w:evenVBand="0" w:oddHBand="0" w:evenHBand="0" w:firstRowFirstColumn="0" w:firstRowLastColumn="0" w:lastRowFirstColumn="0" w:lastRowLastColumn="0"/>
-              <w:rPr>
-                <w:bCs/>
-              </w:rPr>
-            </w:pPr>
-            <w:r>
-              <w:rPr>
-                <w:bCs/>
-              </w:rPr>
-              <w:t>(alphabetically). Members can delete reports or stations</w:t>
-            </w:r>
-          </w:p>
-          <w:p>
-            <w:pPr>
-              <w:pBdr>
-                <w:top w:val="nil"/>
-                <w:left w:val="nil"/>
-                <w:bottom w:val="nil"/>
-                <w:right w:val="nil"/>
-                <w:between w:val="nil"/>
-                <w:bar w:val="nil"/>
-              </w:pBdr>
-              <w:jc w:val="center"/>
-              <w:cnfStyle w:val="000000000000" w:firstRow="0" w:lastRow="0" w:firstColumn="0" w:lastColumn="0" w:oddVBand="0" w:evenVBand="0" w:oddHBand="0" w:evenHBand="0" w:firstRowFirstColumn="0" w:firstRowLastColumn="0" w:lastRowFirstColumn="0" w:lastRowLastColumn="0"/>
-              <w:rPr>
-                <w:bCs/>
-              </w:rPr>
-            </w:pPr>
-          </w:p>
-          <w:p>
-            <w:pPr>
-              <w:pBdr>
-                <w:top w:val="nil"/>
-                <w:left w:val="nil"/>
-                <w:bottom w:val="nil"/>
-                <w:right w:val="nil"/>
-                <w:between w:val="nil"/>
-                <w:bar w:val="nil"/>
-              </w:pBdr>
-              <w:jc w:val="center"/>
-              <w:cnfStyle w:val="000000000000" w:firstRow="0" w:lastRow="0" w:firstColumn="0" w:lastColumn="0" w:oddVBand="0" w:evenVBand="0" w:oddHBand="0" w:evenHBand="0" w:firstRowFirstColumn="0" w:firstRowLastColumn="0" w:lastRowFirstColumn="0" w:lastRowLastColumn="0"/>
-              <w:rPr>
-                <w:bCs/>
-              </w:rPr>
-            </w:pPr>
-            <w:r>
-              <w:rPr>
-                <w:bCs/>
+                <w:i/>
+                <w:iCs/>
               </w:rPr>
               <w:drawing>
-                <wp:inline distT="0" distB="0" distL="0" distR="0" wp14:anchorId="4B51FB6F" wp14:editId="2133BD98">
-                  <wp:extent cx="3256352" cy="1093101"/>
-                  <wp:effectExtent l="19050" t="19050" r="20320" b="12065"/>
-                  <wp:docPr id="1335422750" name="Picture 1"/>
+                <wp:inline distT="0" distB="0" distL="0" distR="0" wp14:anchorId="2DFD2A12" wp14:editId="0C653289">
+                  <wp:extent cx="2064192" cy="537707"/>
+                  <wp:effectExtent l="19050" t="19050" r="12700" b="15240"/>
+                  <wp:docPr id="2116307735" name="Picture 1"/>
                   <wp:cNvGraphicFramePr>
                     <a:graphicFrameLocks xmlns:a="http://schemas.openxmlformats.org/drawingml/2006/main" noChangeAspect="1"/>
                   </wp:cNvGraphicFramePr>
@@ -1329,11 +1162,11 @@
                     <a:graphicData uri="http://schemas.openxmlformats.org/drawingml/2006/picture">
                       <pic:pic xmlns:pic="http://schemas.openxmlformats.org/drawingml/2006/picture">
                         <pic:nvPicPr>
-                          <pic:cNvPr id="1335422750" name=""/>
+                          <pic:cNvPr id="2116307735" name=""/>
                           <pic:cNvPicPr/>
                         </pic:nvPicPr>
                         <pic:blipFill>
-                          <a:blip r:embed="rId19"/>
+                          <a:blip r:embed="rId16"/>
                           <a:stretch>
                             <a:fillRect/>
                           </a:stretch>
@@ -1341,7 +1174,7 @@
                         <pic:spPr>
                           <a:xfrm>
                             <a:off x="0" y="0"/>
-                            <a:ext cx="3286486" cy="1103216"/>
+                            <a:ext cx="2093037" cy="545221"/>
                           </a:xfrm>
                           <a:prstGeom prst="rect">
                             <a:avLst/>
@@ -1361,46 +1194,36 @@
           </w:p>
           <w:p>
             <w:pPr>
-              <w:pBdr>
-                <w:top w:val="nil"/>
-                <w:left w:val="nil"/>
-                <w:bottom w:val="nil"/>
-                <w:right w:val="nil"/>
-                <w:between w:val="nil"/>
-                <w:bar w:val="nil"/>
-              </w:pBdr>
               <w:jc w:val="center"/>
               <w:cnfStyle w:val="000000000000" w:firstRow="0" w:lastRow="0" w:firstColumn="0" w:lastColumn="0" w:oddVBand="0" w:evenVBand="0" w:oddHBand="0" w:evenHBand="0" w:firstRowFirstColumn="0" w:firstRowLastColumn="0" w:lastRowFirstColumn="0" w:lastRowLastColumn="0"/>
               <w:rPr>
                 <w:bCs/>
+                <w:i/>
+                <w:iCs/>
               </w:rPr>
             </w:pPr>
           </w:p>
           <w:p>
             <w:pPr>
-              <w:pBdr>
-                <w:top w:val="nil"/>
-                <w:left w:val="nil"/>
-                <w:bottom w:val="nil"/>
-                <w:right w:val="nil"/>
-                <w:between w:val="nil"/>
-                <w:bar w:val="nil"/>
-              </w:pBdr>
               <w:jc w:val="center"/>
               <w:cnfStyle w:val="000000000000" w:firstRow="0" w:lastRow="0" w:firstColumn="0" w:lastColumn="0" w:oddVBand="0" w:evenVBand="0" w:oddHBand="0" w:evenHBand="0" w:firstRowFirstColumn="0" w:firstRowLastColumn="0" w:lastRowFirstColumn="0" w:lastRowLastColumn="0"/>
               <w:rPr>
                 <w:bCs/>
+                <w:i/>
+                <w:iCs/>
               </w:rPr>
             </w:pPr>
             <w:r>
               <w:rPr>
                 <w:bCs/>
+                <w:i/>
+                <w:iCs/>
               </w:rPr>
               <w:drawing>
-                <wp:inline distT="0" distB="0" distL="0" distR="0" wp14:anchorId="3F1CC8C3" wp14:editId="5AC9AD5F">
-                  <wp:extent cx="3271926" cy="1025968"/>
-                  <wp:effectExtent l="19050" t="19050" r="24130" b="22225"/>
-                  <wp:docPr id="372931316" name="Picture 1"/>
+                <wp:inline distT="0" distB="0" distL="0" distR="0" wp14:anchorId="64752A40" wp14:editId="4B785F7B">
+                  <wp:extent cx="2071302" cy="545493"/>
+                  <wp:effectExtent l="19050" t="19050" r="24765" b="26035"/>
+                  <wp:docPr id="1920603965" name="Picture 1"/>
                   <wp:cNvGraphicFramePr>
                     <a:graphicFrameLocks xmlns:a="http://schemas.openxmlformats.org/drawingml/2006/main" noChangeAspect="1"/>
                   </wp:cNvGraphicFramePr>
@@ -1408,11 +1231,11 @@
                     <a:graphicData uri="http://schemas.openxmlformats.org/drawingml/2006/picture">
                       <pic:pic xmlns:pic="http://schemas.openxmlformats.org/drawingml/2006/picture">
                         <pic:nvPicPr>
-                          <pic:cNvPr id="372931316" name=""/>
+                          <pic:cNvPr id="1920603965" name=""/>
                           <pic:cNvPicPr/>
                         </pic:nvPicPr>
                         <pic:blipFill>
-                          <a:blip r:embed="rId20"/>
+                          <a:blip r:embed="rId17"/>
                           <a:stretch>
                             <a:fillRect/>
                           </a:stretch>
@@ -1420,7 +1243,7 @@
                         <pic:spPr>
                           <a:xfrm>
                             <a:off x="0" y="0"/>
-                            <a:ext cx="3299670" cy="1034668"/>
+                            <a:ext cx="2113290" cy="556551"/>
                           </a:xfrm>
                           <a:prstGeom prst="rect">
                             <a:avLst/>
@@ -1441,92 +1264,159 @@
         </w:tc>
         <w:tc>
           <w:tcPr>
-            <w:tcW w:w="1558" w:type="dxa"/>
+            <w:tcW w:w="1417" w:type="dxa"/>
             <w:vAlign w:val="center"/>
           </w:tcPr>
           <w:p>
             <w:pPr>
               <w:jc w:val="center"/>
               <w:cnfStyle w:val="000000000000" w:firstRow="0" w:lastRow="0" w:firstColumn="0" w:lastColumn="0" w:oddVBand="0" w:evenVBand="0" w:oddHBand="0" w:evenHBand="0" w:firstRowFirstColumn="0" w:firstRowLastColumn="0" w:lastRowFirstColumn="0" w:lastRowLastColumn="0"/>
-            </w:pPr>
-          </w:p>
-        </w:tc>
-      </w:tr>
-      <w:tr>
-        <w:trPr>
-          <w:cnfStyle w:val="000000100000" w:firstRow="0" w:lastRow="0" w:firstColumn="0" w:lastColumn="0" w:oddVBand="0" w:evenVBand="0" w:oddHBand="1" w:evenHBand="0" w:firstRowFirstColumn="0" w:firstRowLastColumn="0" w:lastRowFirstColumn="0" w:lastRowLastColumn="0"/>
-          <w:trHeight w:val="1682"/>
-        </w:trPr>
-        <w:tc>
-          <w:tcPr>
-            <w:cnfStyle w:val="001000000000" w:firstRow="0" w:lastRow="0" w:firstColumn="1" w:lastColumn="0" w:oddVBand="0" w:evenVBand="0" w:oddHBand="0" w:evenHBand="0" w:firstRowFirstColumn="0" w:firstRowLastColumn="0" w:lastRowFirstColumn="0" w:lastRowLastColumn="0"/>
-            <w:tcW w:w="1271" w:type="dxa"/>
-            <w:vAlign w:val="center"/>
-          </w:tcPr>
-          <w:p>
-            <w:pPr>
-              <w:jc w:val="center"/>
-            </w:pPr>
-            <w:r>
-              <w:lastRenderedPageBreak/>
-              <w:t xml:space="preserve">Release </w:t>
-            </w:r>
-            <w:r>
-              <w:t>4</w:t>
-            </w:r>
-          </w:p>
-        </w:tc>
-        <w:tc>
-          <w:tcPr>
-            <w:tcW w:w="1701" w:type="dxa"/>
-            <w:vAlign w:val="center"/>
-          </w:tcPr>
-          <w:p>
-            <w:pPr>
-              <w:jc w:val="center"/>
-              <w:cnfStyle w:val="000000100000" w:firstRow="0" w:lastRow="0" w:firstColumn="0" w:lastColumn="0" w:oddVBand="0" w:evenVBand="0" w:oddHBand="1" w:evenHBand="0" w:firstRowFirstColumn="0" w:firstRowLastColumn="0" w:lastRowFirstColumn="0" w:lastRowLastColumn="0"/>
               <w:rPr>
                 <w:bCs/>
               </w:rPr>
             </w:pPr>
-          </w:p>
-        </w:tc>
-        <w:tc>
-          <w:tcPr>
-            <w:tcW w:w="2410" w:type="dxa"/>
-            <w:vAlign w:val="center"/>
-          </w:tcPr>
-          <w:p>
-            <w:pPr>
-              <w:jc w:val="center"/>
-              <w:cnfStyle w:val="000000100000" w:firstRow="0" w:lastRow="0" w:firstColumn="0" w:lastColumn="0" w:oddVBand="0" w:evenVBand="0" w:oddHBand="1" w:evenHBand="0" w:firstRowFirstColumn="0" w:firstRowLastColumn="0" w:lastRowFirstColumn="0" w:lastRowLastColumn="0"/>
+            <w:r>
               <w:rPr>
                 <w:bCs/>
               </w:rPr>
-            </w:pPr>
+              <w:t xml:space="preserve">User can </w:t>
+            </w:r>
             <w:r>
               <w:rPr>
                 <w:bCs/>
               </w:rPr>
-              <w:t>Station view map</w:t>
-            </w:r>
-          </w:p>
-          <w:p>
-            <w:pPr>
-              <w:cnfStyle w:val="000000100000" w:firstRow="0" w:lastRow="0" w:firstColumn="0" w:lastColumn="0" w:oddVBand="0" w:evenVBand="0" w:oddHBand="1" w:evenHBand="0" w:firstRowFirstColumn="0" w:firstRowLastColumn="0" w:lastRowFirstColumn="0" w:lastRowLastColumn="0"/>
+              <w:t>update details.</w:t>
+            </w:r>
+            <w:r>
               <w:rPr>
                 <w:bCs/>
               </w:rPr>
-            </w:pPr>
-            <w:r>
+              <w:t xml:space="preserve"> </w:t>
+            </w:r>
+            <w:r>
+              <w:rPr>
+                <w:bCs/>
+                <w:noProof/>
+                <w:color w:val="EE0000"/>
+              </w:rPr>
+              <w:t xml:space="preserve"> </w:t>
+            </w:r>
+            <w:r>
+              <w:rPr>
+                <w:bCs/>
+                <w:noProof/>
+                <w:color w:val="EE0000"/>
+              </w:rPr>
+              <w:t>Not achieved</w:t>
+            </w:r>
+          </w:p>
+        </w:tc>
+        <w:tc>
+          <w:tcPr>
+            <w:tcW w:w="5593" w:type="dxa"/>
+          </w:tcPr>
+          <w:p>
+            <w:pPr>
+              <w:pBdr>
+                <w:top w:val="nil"/>
+                <w:left w:val="nil"/>
+                <w:bottom w:val="nil"/>
+                <w:right w:val="nil"/>
+                <w:between w:val="nil"/>
+                <w:bar w:val="nil"/>
+              </w:pBdr>
+              <w:jc w:val="center"/>
+              <w:cnfStyle w:val="000000000000" w:firstRow="0" w:lastRow="0" w:firstColumn="0" w:lastColumn="0" w:oddVBand="0" w:evenVBand="0" w:oddHBand="0" w:evenHBand="0" w:firstRowFirstColumn="0" w:firstRowLastColumn="0" w:lastRowFirstColumn="0" w:lastRowLastColumn="0"/>
               <w:rPr>
                 <w:bCs/>
               </w:rPr>
+            </w:pPr>
+            <w:r>
+              <w:rPr>
+                <w:bCs/>
+              </w:rPr>
+              <w:t xml:space="preserve">Member dashboard list summary lists latest conditions for all stations. </w:t>
+            </w:r>
+          </w:p>
+          <w:p>
+            <w:pPr>
+              <w:pBdr>
+                <w:top w:val="nil"/>
+                <w:left w:val="nil"/>
+                <w:bottom w:val="nil"/>
+                <w:right w:val="nil"/>
+                <w:between w:val="nil"/>
+                <w:bar w:val="nil"/>
+              </w:pBdr>
+              <w:jc w:val="center"/>
+              <w:cnfStyle w:val="000000000000" w:firstRow="0" w:lastRow="0" w:firstColumn="0" w:lastColumn="0" w:oddVBand="0" w:evenVBand="0" w:oddHBand="0" w:evenHBand="0" w:firstRowFirstColumn="0" w:firstRowLastColumn="0" w:lastRowFirstColumn="0" w:lastRowLastColumn="0"/>
+              <w:rPr>
+                <w:bCs/>
+              </w:rPr>
+            </w:pPr>
+            <w:r>
+              <w:rPr>
+                <w:bCs/>
+              </w:rPr>
+              <w:t>(alphabetically). Members can delete reports or stations</w:t>
+            </w:r>
+          </w:p>
+          <w:p>
+            <w:pPr>
+              <w:pBdr>
+                <w:top w:val="nil"/>
+                <w:left w:val="nil"/>
+                <w:bottom w:val="nil"/>
+                <w:right w:val="nil"/>
+                <w:between w:val="nil"/>
+                <w:bar w:val="nil"/>
+              </w:pBdr>
+              <w:jc w:val="center"/>
+              <w:cnfStyle w:val="000000000000" w:firstRow="0" w:lastRow="0" w:firstColumn="0" w:lastColumn="0" w:oddVBand="0" w:evenVBand="0" w:oddHBand="0" w:evenHBand="0" w:firstRowFirstColumn="0" w:firstRowLastColumn="0" w:lastRowFirstColumn="0" w:lastRowLastColumn="0"/>
+              <w:rPr>
+                <w:bCs/>
+              </w:rPr>
+            </w:pPr>
+          </w:p>
+          <w:p>
+            <w:pPr>
+              <w:pBdr>
+                <w:top w:val="nil"/>
+                <w:left w:val="nil"/>
+                <w:bottom w:val="nil"/>
+                <w:right w:val="nil"/>
+                <w:between w:val="nil"/>
+                <w:bar w:val="nil"/>
+              </w:pBdr>
+              <w:jc w:val="center"/>
+              <w:cnfStyle w:val="000000000000" w:firstRow="0" w:lastRow="0" w:firstColumn="0" w:lastColumn="0" w:oddVBand="0" w:evenVBand="0" w:oddHBand="0" w:evenHBand="0" w:firstRowFirstColumn="0" w:firstRowLastColumn="0" w:lastRowFirstColumn="0" w:lastRowLastColumn="0"/>
+              <w:rPr>
+                <w:bCs/>
+              </w:rPr>
+            </w:pPr>
+          </w:p>
+          <w:p>
+            <w:pPr>
+              <w:pBdr>
+                <w:top w:val="nil"/>
+                <w:left w:val="nil"/>
+                <w:bottom w:val="nil"/>
+                <w:right w:val="nil"/>
+                <w:between w:val="nil"/>
+                <w:bar w:val="nil"/>
+              </w:pBdr>
+              <w:jc w:val="center"/>
+              <w:cnfStyle w:val="000000000000" w:firstRow="0" w:lastRow="0" w:firstColumn="0" w:lastColumn="0" w:oddVBand="0" w:evenVBand="0" w:oddHBand="0" w:evenHBand="0" w:firstRowFirstColumn="0" w:firstRowLastColumn="0" w:lastRowFirstColumn="0" w:lastRowLastColumn="0"/>
+              <w:rPr>
+                <w:bCs/>
+              </w:rPr>
+            </w:pPr>
+            <w:r>
               <w:drawing>
-                <wp:inline distT="0" distB="0" distL="0" distR="0" wp14:anchorId="1E5C24AD" wp14:editId="3CA03A89">
-                  <wp:extent cx="1871932" cy="1023791"/>
-                  <wp:effectExtent l="0" t="0" r="0" b="5080"/>
-                  <wp:docPr id="1533201166" name="Picture 1"/>
+                <wp:inline distT="0" distB="0" distL="0" distR="0" wp14:anchorId="2DB68061" wp14:editId="4D67DDAF">
+                  <wp:extent cx="2949791" cy="1264257"/>
+                  <wp:effectExtent l="19050" t="19050" r="22225" b="12700"/>
+                  <wp:docPr id="1769823833" name="Picture 1"/>
                   <wp:cNvGraphicFramePr>
                     <a:graphicFrameLocks xmlns:a="http://schemas.openxmlformats.org/drawingml/2006/main" noChangeAspect="1"/>
                   </wp:cNvGraphicFramePr>
@@ -1534,11 +1424,11 @@
                     <a:graphicData uri="http://schemas.openxmlformats.org/drawingml/2006/picture">
                       <pic:pic xmlns:pic="http://schemas.openxmlformats.org/drawingml/2006/picture">
                         <pic:nvPicPr>
-                          <pic:cNvPr id="1533201166" name=""/>
+                          <pic:cNvPr id="214542257" name=""/>
                           <pic:cNvPicPr/>
                         </pic:nvPicPr>
                         <pic:blipFill>
-                          <a:blip r:embed="rId21"/>
+                          <a:blip r:embed="rId10"/>
                           <a:stretch>
                             <a:fillRect/>
                           </a:stretch>
@@ -1546,11 +1436,16 @@
                         <pic:spPr>
                           <a:xfrm>
                             <a:off x="0" y="0"/>
-                            <a:ext cx="1880168" cy="1028295"/>
+                            <a:ext cx="2975751" cy="1275383"/>
                           </a:xfrm>
                           <a:prstGeom prst="rect">
                             <a:avLst/>
                           </a:prstGeom>
+                          <a:ln>
+                            <a:solidFill>
+                              <a:schemeClr val="accent1"/>
+                            </a:solidFill>
+                          </a:ln>
                         </pic:spPr>
                       </pic:pic>
                     </a:graphicData>
@@ -1559,58 +1454,28 @@
               </w:drawing>
             </w:r>
           </w:p>
-        </w:tc>
-        <w:tc>
-          <w:tcPr>
-            <w:tcW w:w="1417" w:type="dxa"/>
-            <w:vAlign w:val="center"/>
-          </w:tcPr>
-          <w:p>
-            <w:pPr>
-              <w:jc w:val="center"/>
-              <w:cnfStyle w:val="000000100000" w:firstRow="0" w:lastRow="0" w:firstColumn="0" w:lastColumn="0" w:oddVBand="0" w:evenVBand="0" w:oddHBand="1" w:evenHBand="0" w:firstRowFirstColumn="0" w:firstRowLastColumn="0" w:lastRowFirstColumn="0" w:lastRowLastColumn="0"/>
+          <w:p>
+            <w:pPr>
+              <w:pBdr>
+                <w:top w:val="nil"/>
+                <w:left w:val="nil"/>
+                <w:bottom w:val="nil"/>
+                <w:right w:val="nil"/>
+                <w:between w:val="nil"/>
+                <w:bar w:val="nil"/>
+              </w:pBdr>
+              <w:jc w:val="center"/>
+              <w:cnfStyle w:val="000000000000" w:firstRow="0" w:lastRow="0" w:firstColumn="0" w:lastColumn="0" w:oddVBand="0" w:evenVBand="0" w:oddHBand="0" w:evenHBand="0" w:firstRowFirstColumn="0" w:firstRowLastColumn="0" w:lastRowFirstColumn="0" w:lastRowLastColumn="0"/>
               <w:rPr>
                 <w:bCs/>
               </w:rPr>
             </w:pPr>
-          </w:p>
-        </w:tc>
-        <w:tc>
-          <w:tcPr>
-            <w:tcW w:w="5593" w:type="dxa"/>
-          </w:tcPr>
-          <w:p>
-            <w:pPr>
-              <w:jc w:val="center"/>
-              <w:cnfStyle w:val="000000100000" w:firstRow="0" w:lastRow="0" w:firstColumn="0" w:lastColumn="0" w:oddVBand="0" w:evenVBand="0" w:oddHBand="1" w:evenHBand="0" w:firstRowFirstColumn="0" w:firstRowLastColumn="0" w:lastRowFirstColumn="0" w:lastRowLastColumn="0"/>
-              <w:rPr>
-                <w:bCs/>
-              </w:rPr>
-            </w:pPr>
-            <w:r>
-              <w:rPr>
-                <w:bCs/>
-              </w:rPr>
-              <w:t>Simple graph trend added</w:t>
-            </w:r>
-          </w:p>
-          <w:p>
-            <w:pPr>
-              <w:jc w:val="center"/>
-              <w:cnfStyle w:val="000000100000" w:firstRow="0" w:lastRow="0" w:firstColumn="0" w:lastColumn="0" w:oddVBand="0" w:evenVBand="0" w:oddHBand="1" w:evenHBand="0" w:firstRowFirstColumn="0" w:firstRowLastColumn="0" w:lastRowFirstColumn="0" w:lastRowLastColumn="0"/>
-              <w:rPr>
-                <w:bCs/>
-              </w:rPr>
-            </w:pPr>
-            <w:r>
-              <w:rPr>
-                <w:bCs/>
-              </w:rPr>
+            <w:r>
               <w:drawing>
-                <wp:inline distT="0" distB="0" distL="0" distR="0" wp14:anchorId="16118F09" wp14:editId="4ECFDBDD">
-                  <wp:extent cx="2786332" cy="1034131"/>
-                  <wp:effectExtent l="0" t="0" r="0" b="0"/>
-                  <wp:docPr id="696569303" name="Picture 1"/>
+                <wp:inline distT="0" distB="0" distL="0" distR="0" wp14:anchorId="7C2E90AB" wp14:editId="2170E922">
+                  <wp:extent cx="1208598" cy="1697626"/>
+                  <wp:effectExtent l="19050" t="19050" r="10795" b="17145"/>
+                  <wp:docPr id="662290369" name="Picture 1"/>
                   <wp:cNvGraphicFramePr>
                     <a:graphicFrameLocks xmlns:a="http://schemas.openxmlformats.org/drawingml/2006/main" noChangeAspect="1"/>
                   </wp:cNvGraphicFramePr>
@@ -1618,11 +1483,11 @@
                     <a:graphicData uri="http://schemas.openxmlformats.org/drawingml/2006/picture">
                       <pic:pic xmlns:pic="http://schemas.openxmlformats.org/drawingml/2006/picture">
                         <pic:nvPicPr>
-                          <pic:cNvPr id="696569303" name=""/>
+                          <pic:cNvPr id="238786607" name=""/>
                           <pic:cNvPicPr/>
                         </pic:nvPicPr>
                         <pic:blipFill>
-                          <a:blip r:embed="rId22"/>
+                          <a:blip r:embed="rId8"/>
                           <a:stretch>
                             <a:fillRect/>
                           </a:stretch>
@@ -1630,11 +1495,16 @@
                         <pic:spPr>
                           <a:xfrm>
                             <a:off x="0" y="0"/>
-                            <a:ext cx="2799024" cy="1038842"/>
+                            <a:ext cx="1213695" cy="1704785"/>
                           </a:xfrm>
                           <a:prstGeom prst="rect">
                             <a:avLst/>
                           </a:prstGeom>
+                          <a:ln>
+                            <a:solidFill>
+                              <a:schemeClr val="accent1"/>
+                            </a:solidFill>
+                          </a:ln>
                         </pic:spPr>
                       </pic:pic>
                     </a:graphicData>
@@ -1642,6 +1512,65 @@
                 </wp:inline>
               </w:drawing>
             </w:r>
+            <w:r>
+              <w:drawing>
+                <wp:inline distT="0" distB="0" distL="0" distR="0" wp14:anchorId="049BDB7A" wp14:editId="6A3F9A87">
+                  <wp:extent cx="1343770" cy="1700105"/>
+                  <wp:effectExtent l="19050" t="19050" r="27940" b="14605"/>
+                  <wp:docPr id="113364592" name="Picture 1"/>
+                  <wp:cNvGraphicFramePr>
+                    <a:graphicFrameLocks xmlns:a="http://schemas.openxmlformats.org/drawingml/2006/main" noChangeAspect="1"/>
+                  </wp:cNvGraphicFramePr>
+                  <a:graphic xmlns:a="http://schemas.openxmlformats.org/drawingml/2006/main">
+                    <a:graphicData uri="http://schemas.openxmlformats.org/drawingml/2006/picture">
+                      <pic:pic xmlns:pic="http://schemas.openxmlformats.org/drawingml/2006/picture">
+                        <pic:nvPicPr>
+                          <pic:cNvPr id="1250417291" name=""/>
+                          <pic:cNvPicPr/>
+                        </pic:nvPicPr>
+                        <pic:blipFill>
+                          <a:blip r:embed="rId9"/>
+                          <a:stretch>
+                            <a:fillRect/>
+                          </a:stretch>
+                        </pic:blipFill>
+                        <pic:spPr>
+                          <a:xfrm>
+                            <a:off x="0" y="0"/>
+                            <a:ext cx="1351133" cy="1709420"/>
+                          </a:xfrm>
+                          <a:prstGeom prst="rect">
+                            <a:avLst/>
+                          </a:prstGeom>
+                          <a:ln>
+                            <a:solidFill>
+                              <a:schemeClr val="accent1"/>
+                            </a:solidFill>
+                          </a:ln>
+                        </pic:spPr>
+                      </pic:pic>
+                    </a:graphicData>
+                  </a:graphic>
+                </wp:inline>
+              </w:drawing>
+            </w:r>
+          </w:p>
+          <w:p>
+            <w:pPr>
+              <w:pBdr>
+                <w:top w:val="nil"/>
+                <w:left w:val="nil"/>
+                <w:bottom w:val="nil"/>
+                <w:right w:val="nil"/>
+                <w:between w:val="nil"/>
+                <w:bar w:val="nil"/>
+              </w:pBdr>
+              <w:jc w:val="center"/>
+              <w:cnfStyle w:val="000000000000" w:firstRow="0" w:lastRow="0" w:firstColumn="0" w:lastColumn="0" w:oddVBand="0" w:evenVBand="0" w:oddHBand="0" w:evenHBand="0" w:firstRowFirstColumn="0" w:firstRowLastColumn="0" w:lastRowFirstColumn="0" w:lastRowLastColumn="0"/>
+              <w:rPr>
+                <w:bCs/>
+              </w:rPr>
+            </w:pPr>
           </w:p>
         </w:tc>
         <w:tc>
@@ -1652,7 +1581,237 @@
           <w:p>
             <w:pPr>
               <w:jc w:val="center"/>
+              <w:cnfStyle w:val="000000000000" w:firstRow="0" w:lastRow="0" w:firstColumn="0" w:lastColumn="0" w:oddVBand="0" w:evenVBand="0" w:oddHBand="0" w:evenHBand="0" w:firstRowFirstColumn="0" w:firstRowLastColumn="0" w:lastRowFirstColumn="0" w:lastRowLastColumn="0"/>
+            </w:pPr>
+            <w:r>
+              <w:drawing>
+                <wp:inline distT="0" distB="0" distL="0" distR="0" wp14:anchorId="190D9BD1" wp14:editId="3A1F6FD3">
+                  <wp:extent cx="1415852" cy="755374"/>
+                  <wp:effectExtent l="19050" t="19050" r="13335" b="26035"/>
+                  <wp:docPr id="1466164199" name="Picture 1"/>
+                  <wp:cNvGraphicFramePr>
+                    <a:graphicFrameLocks xmlns:a="http://schemas.openxmlformats.org/drawingml/2006/main" noChangeAspect="1"/>
+                  </wp:cNvGraphicFramePr>
+                  <a:graphic xmlns:a="http://schemas.openxmlformats.org/drawingml/2006/main">
+                    <a:graphicData uri="http://schemas.openxmlformats.org/drawingml/2006/picture">
+                      <pic:pic xmlns:pic="http://schemas.openxmlformats.org/drawingml/2006/picture">
+                        <pic:nvPicPr>
+                          <pic:cNvPr id="1282905337" name=""/>
+                          <pic:cNvPicPr/>
+                        </pic:nvPicPr>
+                        <pic:blipFill>
+                          <a:blip r:embed="rId14"/>
+                          <a:stretch>
+                            <a:fillRect/>
+                          </a:stretch>
+                        </pic:blipFill>
+                        <pic:spPr>
+                          <a:xfrm>
+                            <a:off x="0" y="0"/>
+                            <a:ext cx="1424634" cy="760059"/>
+                          </a:xfrm>
+                          <a:prstGeom prst="rect">
+                            <a:avLst/>
+                          </a:prstGeom>
+                          <a:ln>
+                            <a:solidFill>
+                              <a:schemeClr val="accent1"/>
+                            </a:solidFill>
+                          </a:ln>
+                        </pic:spPr>
+                      </pic:pic>
+                    </a:graphicData>
+                  </a:graphic>
+                </wp:inline>
+              </w:drawing>
+            </w:r>
+          </w:p>
+        </w:tc>
+      </w:tr>
+      <w:tr>
+        <w:trPr>
+          <w:cnfStyle w:val="000000100000" w:firstRow="0" w:lastRow="0" w:firstColumn="0" w:lastColumn="0" w:oddVBand="0" w:evenVBand="0" w:oddHBand="1" w:evenHBand="0" w:firstRowFirstColumn="0" w:firstRowLastColumn="0" w:lastRowFirstColumn="0" w:lastRowLastColumn="0"/>
+          <w:trHeight w:val="1682"/>
+        </w:trPr>
+        <w:tc>
+          <w:tcPr>
+            <w:cnfStyle w:val="001000000000" w:firstRow="0" w:lastRow="0" w:firstColumn="1" w:lastColumn="0" w:oddVBand="0" w:evenVBand="0" w:oddHBand="0" w:evenHBand="0" w:firstRowFirstColumn="0" w:firstRowLastColumn="0" w:lastRowFirstColumn="0" w:lastRowLastColumn="0"/>
+            <w:tcW w:w="1271" w:type="dxa"/>
+            <w:vAlign w:val="center"/>
+          </w:tcPr>
+          <w:p>
+            <w:pPr>
+              <w:jc w:val="center"/>
+            </w:pPr>
+            <w:r>
+              <w:t xml:space="preserve">Release </w:t>
+            </w:r>
+            <w:r>
+              <w:t>4</w:t>
+            </w:r>
+          </w:p>
+        </w:tc>
+        <w:tc>
+          <w:tcPr>
+            <w:tcW w:w="1701" w:type="dxa"/>
+            <w:vAlign w:val="center"/>
+          </w:tcPr>
+          <w:p>
+            <w:pPr>
+              <w:jc w:val="center"/>
               <w:cnfStyle w:val="000000100000" w:firstRow="0" w:lastRow="0" w:firstColumn="0" w:lastColumn="0" w:oddVBand="0" w:evenVBand="0" w:oddHBand="1" w:evenHBand="0" w:firstRowFirstColumn="0" w:firstRowLastColumn="0" w:lastRowFirstColumn="0" w:lastRowLastColumn="0"/>
+              <w:rPr>
+                <w:bCs/>
+              </w:rPr>
+            </w:pPr>
+          </w:p>
+        </w:tc>
+        <w:tc>
+          <w:tcPr>
+            <w:tcW w:w="2410" w:type="dxa"/>
+            <w:vAlign w:val="center"/>
+          </w:tcPr>
+          <w:p>
+            <w:pPr>
+              <w:jc w:val="center"/>
+              <w:cnfStyle w:val="000000100000" w:firstRow="0" w:lastRow="0" w:firstColumn="0" w:lastColumn="0" w:oddVBand="0" w:evenVBand="0" w:oddHBand="1" w:evenHBand="0" w:firstRowFirstColumn="0" w:firstRowLastColumn="0" w:lastRowFirstColumn="0" w:lastRowLastColumn="0"/>
+              <w:rPr>
+                <w:bCs/>
+              </w:rPr>
+            </w:pPr>
+            <w:r>
+              <w:rPr>
+                <w:bCs/>
+              </w:rPr>
+              <w:t>Station view map</w:t>
+            </w:r>
+          </w:p>
+          <w:p>
+            <w:pPr>
+              <w:jc w:val="center"/>
+              <w:cnfStyle w:val="000000100000" w:firstRow="0" w:lastRow="0" w:firstColumn="0" w:lastColumn="0" w:oddVBand="0" w:evenVBand="0" w:oddHBand="1" w:evenHBand="0" w:firstRowFirstColumn="0" w:firstRowLastColumn="0" w:lastRowFirstColumn="0" w:lastRowLastColumn="0"/>
+              <w:rPr>
+                <w:bCs/>
+              </w:rPr>
+            </w:pPr>
+            <w:r>
+              <w:rPr>
+                <w:bCs/>
+                <w:noProof/>
+                <w:color w:val="EE0000"/>
+              </w:rPr>
+              <w:t>Not achieved</w:t>
+            </w:r>
+          </w:p>
+        </w:tc>
+        <w:tc>
+          <w:tcPr>
+            <w:tcW w:w="1417" w:type="dxa"/>
+            <w:vAlign w:val="center"/>
+          </w:tcPr>
+          <w:p>
+            <w:pPr>
+              <w:jc w:val="center"/>
+              <w:cnfStyle w:val="000000100000" w:firstRow="0" w:lastRow="0" w:firstColumn="0" w:lastColumn="0" w:oddVBand="0" w:evenVBand="0" w:oddHBand="1" w:evenHBand="0" w:firstRowFirstColumn="0" w:firstRowLastColumn="0" w:lastRowFirstColumn="0" w:lastRowLastColumn="0"/>
+              <w:rPr>
+                <w:bCs/>
+              </w:rPr>
+            </w:pPr>
+            <w:r>
+              <w:rPr>
+                <w:bCs/>
+                <w:noProof/>
+                <w:color w:val="EE0000"/>
+              </w:rPr>
+              <w:t>Not achieved</w:t>
+            </w:r>
+          </w:p>
+        </w:tc>
+        <w:tc>
+          <w:tcPr>
+            <w:tcW w:w="5593" w:type="dxa"/>
+          </w:tcPr>
+          <w:p>
+            <w:pPr>
+              <w:jc w:val="center"/>
+              <w:cnfStyle w:val="000000100000" w:firstRow="0" w:lastRow="0" w:firstColumn="0" w:lastColumn="0" w:oddVBand="0" w:evenVBand="0" w:oddHBand="1" w:evenHBand="0" w:firstRowFirstColumn="0" w:firstRowLastColumn="0" w:lastRowFirstColumn="0" w:lastRowLastColumn="0"/>
+              <w:rPr>
+                <w:bCs/>
+              </w:rPr>
+            </w:pPr>
+            <w:r>
+              <w:rPr>
+                <w:bCs/>
+              </w:rPr>
+              <w:t>Simple graph trend added</w:t>
+            </w:r>
+          </w:p>
+          <w:p>
+            <w:pPr>
+              <w:jc w:val="center"/>
+              <w:cnfStyle w:val="000000100000" w:firstRow="0" w:lastRow="0" w:firstColumn="0" w:lastColumn="0" w:oddVBand="0" w:evenVBand="0" w:oddHBand="1" w:evenHBand="0" w:firstRowFirstColumn="0" w:firstRowLastColumn="0" w:lastRowFirstColumn="0" w:lastRowLastColumn="0"/>
+              <w:rPr>
+                <w:bCs/>
+              </w:rPr>
+            </w:pPr>
+            <w:r>
+              <w:rPr>
+                <w:bCs/>
+                <w:i/>
+                <w:iCs/>
+              </w:rPr>
+              <w:drawing>
+                <wp:inline distT="0" distB="0" distL="0" distR="0" wp14:anchorId="740C9348" wp14:editId="484F7D50">
+                  <wp:extent cx="2758733" cy="784032"/>
+                  <wp:effectExtent l="19050" t="19050" r="22860" b="16510"/>
+                  <wp:docPr id="1094991965" name="Picture 1"/>
+                  <wp:cNvGraphicFramePr>
+                    <a:graphicFrameLocks xmlns:a="http://schemas.openxmlformats.org/drawingml/2006/main" noChangeAspect="1"/>
+                  </wp:cNvGraphicFramePr>
+                  <a:graphic xmlns:a="http://schemas.openxmlformats.org/drawingml/2006/main">
+                    <a:graphicData uri="http://schemas.openxmlformats.org/drawingml/2006/picture">
+                      <pic:pic xmlns:pic="http://schemas.openxmlformats.org/drawingml/2006/picture">
+                        <pic:nvPicPr>
+                          <pic:cNvPr id="463940611" name=""/>
+                          <pic:cNvPicPr/>
+                        </pic:nvPicPr>
+                        <pic:blipFill>
+                          <a:blip r:embed="rId15"/>
+                          <a:stretch>
+                            <a:fillRect/>
+                          </a:stretch>
+                        </pic:blipFill>
+                        <pic:spPr>
+                          <a:xfrm>
+                            <a:off x="0" y="0"/>
+                            <a:ext cx="2805293" cy="797264"/>
+                          </a:xfrm>
+                          <a:prstGeom prst="rect">
+                            <a:avLst/>
+                          </a:prstGeom>
+                          <a:ln>
+                            <a:solidFill>
+                              <a:schemeClr val="accent1"/>
+                            </a:solidFill>
+                          </a:ln>
+                        </pic:spPr>
+                      </pic:pic>
+                    </a:graphicData>
+                  </a:graphic>
+                </wp:inline>
+              </w:drawing>
+            </w:r>
+          </w:p>
+        </w:tc>
+        <w:tc>
+          <w:tcPr>
+            <w:tcW w:w="1558" w:type="dxa"/>
+            <w:vAlign w:val="center"/>
+          </w:tcPr>
+          <w:p>
+            <w:pPr>
+              <w:jc w:val="center"/>
+              <w:cnfStyle w:val="000000100000" w:firstRow="0" w:lastRow="0" w:firstColumn="0" w:lastColumn="0" w:oddVBand="0" w:evenVBand="0" w:oddHBand="1" w:evenHBand="0" w:firstRowFirstColumn="0" w:firstRowLastColumn="0" w:lastRowFirstColumn="0" w:lastRowLastColumn="0"/>
             </w:pPr>
             <w:r>
               <w:t xml:space="preserve">Tag for </w:t>
@@ -1672,6 +1831,9 @@
               <w:cnfStyle w:val="000000100000" w:firstRow="0" w:lastRow="0" w:firstColumn="0" w:lastColumn="0" w:oddVBand="0" w:evenVBand="0" w:oddHBand="1" w:evenHBand="0" w:firstRowFirstColumn="0" w:firstRowLastColumn="0" w:lastRowFirstColumn="0" w:lastRowLastColumn="0"/>
             </w:pPr>
             <w:r>
+              <w:rPr>
+                <w:noProof/>
+              </w:rPr>
               <w:drawing>
                 <wp:inline distT="0" distB="0" distL="0" distR="0" wp14:anchorId="309707BC" wp14:editId="045EEF31">
                   <wp:extent cx="1560901" cy="1407502"/>
@@ -1688,7 +1850,7 @@
                           <pic:cNvPicPr/>
                         </pic:nvPicPr>
                         <pic:blipFill>
-                          <a:blip r:embed="rId23"/>
+                          <a:blip r:embed="rId18"/>
                           <a:stretch>
                             <a:fillRect/>
                           </a:stretch>
@@ -2368,7 +2530,6 @@
               <w:jc w:val="center"/>
             </w:pPr>
             <w:r>
-              <w:lastRenderedPageBreak/>
               <w:t>Release 2</w:t>
             </w:r>
           </w:p>
@@ -2784,6 +2945,7 @@
               <w:jc w:val="center"/>
             </w:pPr>
             <w:r>
+              <w:lastRenderedPageBreak/>
               <w:t>Release 4</w:t>
             </w:r>
           </w:p>
